--- a/src/Tests/Inputs/wedding/11/input.docx
+++ b/src/Tests/Inputs/wedding/11/input.docx
@@ -1,6 +1,6 @@
 
 <file path=word/document.xml><?xml version="1.0" encoding="utf-8"?>
-<w:document xmlns:wpc="http://schemas.microsoft.com/office/word/2010/wordprocessingCanvas" xmlns:cx="http://schemas.microsoft.com/office/drawing/2014/chartex" xmlns:cx1="http://schemas.microsoft.com/office/drawing/2015/9/8/chartex" xmlns:cx2="http://schemas.microsoft.com/office/drawing/2015/10/21/chartex" xmlns:cx3="http://schemas.microsoft.com/office/drawing/2016/5/9/chartex" xmlns:cx4="http://schemas.microsoft.com/office/drawing/2016/5/10/chartex" xmlns:cx5="http://schemas.microsoft.com/office/drawing/2016/5/11/chartex" xmlns:cx6="http://schemas.microsoft.com/office/drawing/2016/5/12/chartex" xmlns:cx7="http://schemas.microsoft.com/office/drawing/2016/5/13/chartex" xmlns:cx8="http://schemas.microsoft.com/office/drawing/2016/5/14/chartex" xmlns:mc="http://schemas.openxmlformats.org/markup-compatibility/2006" xmlns:aink="http://schemas.microsoft.com/office/drawing/2016/ink" xmlns:am3d="http://schemas.microsoft.com/office/drawing/2017/model3d" xmlns:o="urn:schemas-microsoft-com:office:office" xmlns:oel="http://schemas.microsoft.com/office/2019/extlst" xmlns:r="http://schemas.openxmlformats.org/officeDocument/2006/relationships" xmlns:m="http://schemas.openxmlformats.org/officeDocument/2006/math" xmlns:v="urn:schemas-microsoft-com:vml" xmlns:wp14="http://schemas.microsoft.com/office/word/2010/wordprocessingDrawing" xmlns:wp="http://schemas.openxmlformats.org/drawingml/2006/wordprocessingDrawing" xmlns:w10="urn:schemas-microsoft-com:office:word" xmlns:w="http://schemas.openxmlformats.org/wordprocessingml/2006/main" xmlns:w14="http://schemas.microsoft.com/office/word/2010/wordml" xmlns:w15="http://schemas.microsoft.com/office/word/2012/wordml" xmlns:w16cex="http://schemas.microsoft.com/office/word/2018/wordml/cex" xmlns:w16cid="http://schemas.microsoft.com/office/word/2016/wordml/cid" xmlns:w16="http://schemas.microsoft.com/office/word/2018/wordml" xmlns:w16sdtdh="http://schemas.microsoft.com/office/word/2020/wordml/sdtdatahash" xmlns:w16se="http://schemas.microsoft.com/office/word/2015/wordml/symex" xmlns:wpg="http://schemas.microsoft.com/office/word/2010/wordprocessingGroup" xmlns:wpi="http://schemas.microsoft.com/office/word/2010/wordprocessingInk" xmlns:wne="http://schemas.microsoft.com/office/word/2006/wordml" xmlns:wps="http://schemas.microsoft.com/office/word/2010/wordprocessingShape" mc:Ignorable="w14 w15 w16se w16cid w16 w16cex w16sdtdh wp14">
+<w:document xmlns:a="http://schemas.openxmlformats.org/drawingml/2006/main" xmlns:adec="http://schemas.microsoft.com/office/drawing/2017/decorative" xmlns:a14="http://schemas.microsoft.com/office/drawing/2010/main" xmlns:pic="http://schemas.openxmlformats.org/drawingml/2006/picture" xmlns:wpc="http://schemas.microsoft.com/office/word/2010/wordprocessingCanvas" xmlns:cx="http://schemas.microsoft.com/office/drawing/2014/chartex" xmlns:cx1="http://schemas.microsoft.com/office/drawing/2015/9/8/chartex" xmlns:cx2="http://schemas.microsoft.com/office/drawing/2015/10/21/chartex" xmlns:cx3="http://schemas.microsoft.com/office/drawing/2016/5/9/chartex" xmlns:cx4="http://schemas.microsoft.com/office/drawing/2016/5/10/chartex" xmlns:cx5="http://schemas.microsoft.com/office/drawing/2016/5/11/chartex" xmlns:cx6="http://schemas.microsoft.com/office/drawing/2016/5/12/chartex" xmlns:cx7="http://schemas.microsoft.com/office/drawing/2016/5/13/chartex" xmlns:cx8="http://schemas.microsoft.com/office/drawing/2016/5/14/chartex" xmlns:mc="http://schemas.openxmlformats.org/markup-compatibility/2006" xmlns:aink="http://schemas.microsoft.com/office/drawing/2016/ink" xmlns:am3d="http://schemas.microsoft.com/office/drawing/2017/model3d" xmlns:o="urn:schemas-microsoft-com:office:office" xmlns:oel="http://schemas.microsoft.com/office/2019/extlst" xmlns:r="http://schemas.openxmlformats.org/officeDocument/2006/relationships" xmlns:m="http://schemas.openxmlformats.org/officeDocument/2006/math" xmlns:v="urn:schemas-microsoft-com:vml" xmlns:wp14="http://schemas.microsoft.com/office/word/2010/wordprocessingDrawing" xmlns:wp="http://schemas.openxmlformats.org/drawingml/2006/wordprocessingDrawing" xmlns:w10="urn:schemas-microsoft-com:office:word" xmlns:w="http://schemas.openxmlformats.org/wordprocessingml/2006/main" xmlns:w14="http://schemas.microsoft.com/office/word/2010/wordml" xmlns:w15="http://schemas.microsoft.com/office/word/2012/wordml" xmlns:w16cex="http://schemas.microsoft.com/office/word/2018/wordml/cex" xmlns:w16cid="http://schemas.microsoft.com/office/word/2016/wordml/cid" xmlns:w16="http://schemas.microsoft.com/office/word/2018/wordml" xmlns:w16sdtdh="http://schemas.microsoft.com/office/word/2020/wordml/sdtdatahash" xmlns:w16se="http://schemas.microsoft.com/office/word/2015/wordml/symex" xmlns:wpg="http://schemas.microsoft.com/office/word/2010/wordprocessingGroup" xmlns:wpi="http://schemas.microsoft.com/office/word/2010/wordprocessingInk" xmlns:wne="http://schemas.microsoft.com/office/word/2006/wordml" xmlns:wps="http://schemas.microsoft.com/office/word/2010/wordprocessingShape" mc:Ignorable="w14 w15 w16se w16cid w16 w16cex w16sdtdh wp14">
   <w:body>
     <w:p>
       <w:pPr>
@@ -13,7 +13,7 @@
         <mc:AlternateContent>
           <mc:Choice Requires="wpg">
             <w:drawing>
-              <wp:anchor distT="0" distB="0" distL="114300" distR="114300" simplePos="0" relativeHeight="251677696" behindDoc="1" locked="1" layoutInCell="1" allowOverlap="1" wp14:anchorId="1A8CC02D" wp14:editId="24B52C21">
+              <wp:anchor distT="0" distB="0" distL="114300" distR="114300" simplePos="0" relativeHeight="251677696" behindDoc="1" locked="1" layoutInCell="1" allowOverlap="1" wp14:editId="24B52C21" wp14:anchorId="1A8CC02D">
                 <wp:simplePos x="0" y="0"/>
                 <wp:positionH relativeFrom="column">
                   <wp:posOffset>7620</wp:posOffset>
@@ -129,13 +129,13 @@
           </mc:Choice>
           <mc:Fallback>
             <w:pict>
-              <v:group w14:anchorId="1A8CC02D" id="Group 1" o:spid="_x0000_s1026" alt="&quot;&quot;" style="position:absolute;left:0;text-align:left;margin-left:.6pt;margin-top:6pt;width:719.25pt;height:521.4pt;z-index:-251638784;mso-width-relative:margin;mso-height-relative:margin" coordsize="91331,66237" o:gfxdata="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">
+              <v:group id="Group 1" style="position:absolute;left:0;text-align:left;margin-left:.6pt;margin-top:6pt;width:719.25pt;height:521.4pt;z-index:-251638784;mso-width-relative:margin;mso-height-relative:margin" alt="&quot;&quot;" coordsize="91331,66237" o:spid="_x0000_s1026" o:gfxdata="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" w14:anchorId="1A8CC02D">
                 <v:shapetype id="_x0000_t202" coordsize="21600,21600" o:spt="202" path="m,l,21600r21600,l21600,xe">
                   <v:stroke joinstyle="miter"/>
                   <v:path gradientshapeok="t" o:connecttype="rect"/>
                 </v:shapetype>
-                <v:shape id="Text Box 14" o:spid="_x0000_s1027" type="#_x0000_t202" style="position:absolute;width:41039;height:66237;visibility:visible;mso-wrap-style:square;v-text-anchor:middle" o:gfxdata="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" stroked="f" strokeweight="1pt">
-                  <v:fill r:id="rId9" o:title="" recolor="t" rotate="t" type="frame"/>
+                <v:shape id="Text Box 14" style="position:absolute;width:41039;height:66237;visibility:visible;mso-wrap-style:square;v-text-anchor:middle" o:spid="_x0000_s1027" stroked="f" strokeweight="1pt" type="#_x0000_t202" o:gfxdata="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">
+                  <v:fill type="frame" o:title="" recolor="t" rotate="t" r:id="rId9"/>
                   <v:stroke miterlimit="4"/>
                   <v:textbox inset="4pt,4pt,4pt,4pt">
                     <w:txbxContent>
@@ -143,7 +143,7 @@
                     </w:txbxContent>
                   </v:textbox>
                 </v:shape>
-                <v:shapetype id="_x0000_t75" coordsize="21600,21600" o:spt="75" o:preferrelative="t" path="m@4@5l@4@11@9@11@9@5xe" filled="f" stroked="f">
+                <v:shapetype id="_x0000_t75" coordsize="21600,21600" filled="f" stroked="f" o:spt="75" o:preferrelative="t" path="m@4@5l@4@11@9@11@9@5xe">
                   <v:stroke joinstyle="miter"/>
                   <v:formulas>
                     <v:f eqn="if lineDrawn pixelLineWidth 0"/>
@@ -159,11 +159,11 @@
                     <v:f eqn="prod @7 21600 pixelHeight"/>
                     <v:f eqn="sum @10 21600 0"/>
                   </v:formulas>
-                  <v:path o:extrusionok="f" gradientshapeok="t" o:connecttype="rect"/>
+                  <v:path gradientshapeok="t" o:connecttype="rect" o:extrusionok="f"/>
                   <o:lock v:ext="edit" aspectratio="t"/>
                 </v:shapetype>
-                <v:shape id="Picture 16" o:spid="_x0000_s1028" type="#_x0000_t75" alt="A picture containing man, snow, standing&#10;&#10;Description automatically generated" style="position:absolute;left:50183;width:41148;height:66237;visibility:visible;mso-wrap-style:square" o:gfxdata="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">
-                  <v:imagedata r:id="rId10" o:title="A picture containing man, snow, standing&#10;&#10;Description automatically generated"/>
+                <v:shape id="Picture 16" style="position:absolute;left:50183;width:41148;height:66237;visibility:visible;mso-wrap-style:square" alt="A picture containing man, snow, standing&#10;&#10;Description automatically generated" o:spid="_x0000_s1028" type="#_x0000_t75" o:gfxdata="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">
+                  <v:imagedata o:title="A picture containing man, snow, standing&#10;&#10;Description automatically generated" r:id="rId10"/>
                 </v:shape>
                 <w10:anchorlock/>
               </v:group>
@@ -177,8 +177,8 @@
         <w:tblStyle w:val="TableGrid"/>
         <w:tblW w:w="14400" w:type="dxa"/>
         <w:tblBorders>
-          <w:insideH w:val="none" w:sz="0" w:space="0" w:color="auto"/>
-          <w:insideV w:val="none" w:sz="0" w:space="0" w:color="auto"/>
+          <w:insideH w:val="none" w:color="auto" w:sz="0" w:space="0"/>
+          <w:insideV w:val="none" w:color="auto" w:sz="0" w:space="0"/>
         </w:tblBorders>
         <w:tblLayout w:type="fixed"/>
         <w:tblCellMar>
@@ -200,10 +200,10 @@
           <w:tcPr>
             <w:tcW w:w="6480" w:type="dxa"/>
             <w:tcBorders>
-              <w:top w:val="single" w:sz="4" w:space="0" w:color="D9D9D9" w:themeColor="background1" w:themeShade="D9"/>
-              <w:left w:val="single" w:sz="4" w:space="0" w:color="D9D9D9" w:themeColor="background1" w:themeShade="D9"/>
+              <w:top w:val="single" w:color="D9D9D9" w:themeColor="background1" w:themeShade="D9" w:sz="4" w:space="0"/>
+              <w:left w:val="single" w:color="D9D9D9" w:themeColor="background1" w:themeShade="D9" w:sz="4" w:space="0"/>
               <w:bottom w:val="nil"/>
-              <w:right w:val="single" w:sz="4" w:space="0" w:color="D9D9D9" w:themeColor="background1" w:themeShade="D9"/>
+              <w:right w:val="single" w:color="D9D9D9" w:themeColor="background1" w:themeShade="D9" w:sz="4" w:space="0"/>
             </w:tcBorders>
             <w:vAlign w:val="center"/>
           </w:tcPr>
@@ -215,7 +215,7 @@
             <w:tcBorders>
               <w:top w:val="nil"/>
               <w:bottom w:val="nil"/>
-              <w:right w:val="single" w:sz="4" w:space="0" w:color="D9D9D9" w:themeColor="background1" w:themeShade="D9"/>
+              <w:right w:val="single" w:color="D9D9D9" w:themeColor="background1" w:themeShade="D9" w:sz="4" w:space="0"/>
             </w:tcBorders>
           </w:tcPr>
           <w:p>
@@ -231,10 +231,10 @@
             <w:tcW w:w="6480" w:type="dxa"/>
             <w:vMerge w:val="restart"/>
             <w:tcBorders>
-              <w:top w:val="single" w:sz="4" w:space="0" w:color="D9D9D9" w:themeColor="background1" w:themeShade="D9"/>
-              <w:left w:val="single" w:sz="4" w:space="0" w:color="D9D9D9" w:themeColor="background1" w:themeShade="D9"/>
+              <w:top w:val="single" w:color="D9D9D9" w:themeColor="background1" w:themeShade="D9" w:sz="4" w:space="0"/>
+              <w:left w:val="single" w:color="D9D9D9" w:themeColor="background1" w:themeShade="D9" w:sz="4" w:space="0"/>
               <w:bottom w:val="nil"/>
-              <w:right w:val="single" w:sz="4" w:space="0" w:color="D9D9D9" w:themeColor="background1" w:themeShade="D9"/>
+              <w:right w:val="single" w:color="D9D9D9" w:themeColor="background1" w:themeShade="D9" w:sz="4" w:space="0"/>
             </w:tcBorders>
             <w:vAlign w:val="center"/>
           </w:tcPr>
@@ -250,9 +250,9 @@
             <w:tcW w:w="6480" w:type="dxa"/>
             <w:tcBorders>
               <w:top w:val="nil"/>
-              <w:left w:val="single" w:sz="4" w:space="0" w:color="D9D9D9" w:themeColor="background1" w:themeShade="D9"/>
+              <w:left w:val="single" w:color="D9D9D9" w:themeColor="background1" w:themeShade="D9" w:sz="4" w:space="0"/>
               <w:bottom w:val="nil"/>
-              <w:right w:val="single" w:sz="4" w:space="0" w:color="D9D9D9" w:themeColor="background1" w:themeShade="D9"/>
+              <w:right w:val="single" w:color="D9D9D9" w:themeColor="background1" w:themeShade="D9" w:sz="4" w:space="0"/>
             </w:tcBorders>
             <w:vAlign w:val="center"/>
           </w:tcPr>
@@ -344,7 +344,7 @@
             <w:tcBorders>
               <w:top w:val="nil"/>
               <w:bottom w:val="nil"/>
-              <w:right w:val="single" w:sz="4" w:space="0" w:color="D9D9D9" w:themeColor="background1" w:themeShade="D9"/>
+              <w:right w:val="single" w:color="D9D9D9" w:themeColor="background1" w:themeShade="D9" w:sz="4" w:space="0"/>
             </w:tcBorders>
           </w:tcPr>
           <w:p/>
@@ -355,9 +355,9 @@
             <w:vMerge/>
             <w:tcBorders>
               <w:top w:val="nil"/>
-              <w:left w:val="single" w:sz="4" w:space="0" w:color="D9D9D9" w:themeColor="background1" w:themeShade="D9"/>
+              <w:left w:val="single" w:color="D9D9D9" w:themeColor="background1" w:themeShade="D9" w:sz="4" w:space="0"/>
               <w:bottom w:val="nil"/>
-              <w:right w:val="single" w:sz="4" w:space="0" w:color="D9D9D9" w:themeColor="background1" w:themeShade="D9"/>
+              <w:right w:val="single" w:color="D9D9D9" w:themeColor="background1" w:themeShade="D9" w:sz="4" w:space="0"/>
             </w:tcBorders>
             <w:vAlign w:val="center"/>
           </w:tcPr>
@@ -373,9 +373,9 @@
             <w:tcW w:w="6480" w:type="dxa"/>
             <w:tcBorders>
               <w:top w:val="nil"/>
-              <w:left w:val="single" w:sz="4" w:space="0" w:color="D9D9D9" w:themeColor="background1" w:themeShade="D9"/>
+              <w:left w:val="single" w:color="D9D9D9" w:themeColor="background1" w:themeShade="D9" w:sz="4" w:space="0"/>
               <w:bottom w:val="nil"/>
-              <w:right w:val="single" w:sz="4" w:space="0" w:color="D9D9D9" w:themeColor="background1" w:themeShade="D9"/>
+              <w:right w:val="single" w:color="D9D9D9" w:themeColor="background1" w:themeShade="D9" w:sz="4" w:space="0"/>
             </w:tcBorders>
             <w:vAlign w:val="center"/>
           </w:tcPr>
@@ -483,7 +483,7 @@
             <w:tcBorders>
               <w:top w:val="nil"/>
               <w:bottom w:val="nil"/>
-              <w:right w:val="single" w:sz="4" w:space="0" w:color="D9D9D9" w:themeColor="background1" w:themeShade="D9"/>
+              <w:right w:val="single" w:color="D9D9D9" w:themeColor="background1" w:themeShade="D9" w:sz="4" w:space="0"/>
             </w:tcBorders>
           </w:tcPr>
           <w:p/>
@@ -494,9 +494,9 @@
             <w:vMerge/>
             <w:tcBorders>
               <w:top w:val="nil"/>
-              <w:left w:val="single" w:sz="4" w:space="0" w:color="D9D9D9" w:themeColor="background1" w:themeShade="D9"/>
+              <w:left w:val="single" w:color="D9D9D9" w:themeColor="background1" w:themeShade="D9" w:sz="4" w:space="0"/>
               <w:bottom w:val="nil"/>
-              <w:right w:val="single" w:sz="4" w:space="0" w:color="D9D9D9" w:themeColor="background1" w:themeShade="D9"/>
+              <w:right w:val="single" w:color="D9D9D9" w:themeColor="background1" w:themeShade="D9" w:sz="4" w:space="0"/>
             </w:tcBorders>
             <w:vAlign w:val="center"/>
           </w:tcPr>
@@ -512,9 +512,9 @@
             <w:tcW w:w="6480" w:type="dxa"/>
             <w:tcBorders>
               <w:top w:val="nil"/>
-              <w:left w:val="single" w:sz="4" w:space="0" w:color="D9D9D9" w:themeColor="background1" w:themeShade="D9"/>
+              <w:left w:val="single" w:color="D9D9D9" w:themeColor="background1" w:themeShade="D9" w:sz="4" w:space="0"/>
               <w:bottom w:val="nil"/>
-              <w:right w:val="single" w:sz="4" w:space="0" w:color="D9D9D9" w:themeColor="background1" w:themeShade="D9"/>
+              <w:right w:val="single" w:color="D9D9D9" w:themeColor="background1" w:themeShade="D9" w:sz="4" w:space="0"/>
             </w:tcBorders>
             <w:vAlign w:val="center"/>
           </w:tcPr>
@@ -585,7 +585,7 @@
             <w:tcBorders>
               <w:top w:val="nil"/>
               <w:bottom w:val="nil"/>
-              <w:right w:val="single" w:sz="4" w:space="0" w:color="D9D9D9" w:themeColor="background1" w:themeShade="D9"/>
+              <w:right w:val="single" w:color="D9D9D9" w:themeColor="background1" w:themeShade="D9" w:sz="4" w:space="0"/>
             </w:tcBorders>
           </w:tcPr>
           <w:p>
@@ -606,9 +606,9 @@
             <w:tcW w:w="6480" w:type="dxa"/>
             <w:tcBorders>
               <w:top w:val="nil"/>
-              <w:left w:val="single" w:sz="4" w:space="0" w:color="D9D9D9" w:themeColor="background1" w:themeShade="D9"/>
+              <w:left w:val="single" w:color="D9D9D9" w:themeColor="background1" w:themeShade="D9" w:sz="4" w:space="0"/>
               <w:bottom w:val="nil"/>
-              <w:right w:val="single" w:sz="4" w:space="0" w:color="D9D9D9" w:themeColor="background1" w:themeShade="D9"/>
+              <w:right w:val="single" w:color="D9D9D9" w:themeColor="background1" w:themeShade="D9" w:sz="4" w:space="0"/>
             </w:tcBorders>
             <w:vAlign w:val="center"/>
           </w:tcPr>
@@ -716,8 +716,8 @@
                 <w:vMerge w:val="restart"/>
                 <w:tcBorders>
                   <w:top w:val="nil"/>
-                  <w:left w:val="single" w:sz="4" w:space="0" w:color="D9D9D9" w:themeColor="background1" w:themeShade="D9"/>
-                  <w:right w:val="single" w:sz="4" w:space="0" w:color="D9D9D9" w:themeColor="background1" w:themeShade="D9"/>
+                  <w:left w:val="single" w:color="D9D9D9" w:themeColor="background1" w:themeShade="D9" w:sz="4" w:space="0"/>
+                  <w:right w:val="single" w:color="D9D9D9" w:themeColor="background1" w:themeShade="D9" w:sz="4" w:space="0"/>
                 </w:tcBorders>
                 <w:vAlign w:val="center"/>
               </w:tcPr>
@@ -750,7 +750,7 @@
             <w:tcBorders>
               <w:top w:val="nil"/>
               <w:bottom w:val="nil"/>
-              <w:right w:val="single" w:sz="4" w:space="0" w:color="D9D9D9" w:themeColor="background1" w:themeShade="D9"/>
+              <w:right w:val="single" w:color="D9D9D9" w:themeColor="background1" w:themeShade="D9" w:sz="4" w:space="0"/>
             </w:tcBorders>
           </w:tcPr>
           <w:p/>
@@ -760,9 +760,9 @@
             <w:tcW w:w="6480" w:type="dxa"/>
             <w:tcBorders>
               <w:top w:val="nil"/>
-              <w:left w:val="single" w:sz="4" w:space="0" w:color="D9D9D9" w:themeColor="background1" w:themeShade="D9"/>
+              <w:left w:val="single" w:color="D9D9D9" w:themeColor="background1" w:themeShade="D9" w:sz="4" w:space="0"/>
               <w:bottom w:val="nil"/>
-              <w:right w:val="single" w:sz="4" w:space="0" w:color="D9D9D9" w:themeColor="background1" w:themeShade="D9"/>
+              <w:right w:val="single" w:color="D9D9D9" w:themeColor="background1" w:themeShade="D9" w:sz="4" w:space="0"/>
             </w:tcBorders>
             <w:vAlign w:val="center"/>
           </w:tcPr>
@@ -778,9 +778,9 @@
             <w:tcW w:w="6480" w:type="dxa"/>
             <w:vMerge/>
             <w:tcBorders>
-              <w:left w:val="single" w:sz="4" w:space="0" w:color="D9D9D9" w:themeColor="background1" w:themeShade="D9"/>
+              <w:left w:val="single" w:color="D9D9D9" w:themeColor="background1" w:themeShade="D9" w:sz="4" w:space="0"/>
               <w:bottom w:val="nil"/>
-              <w:right w:val="single" w:sz="4" w:space="0" w:color="D9D9D9" w:themeColor="background1" w:themeShade="D9"/>
+              <w:right w:val="single" w:color="D9D9D9" w:themeColor="background1" w:themeShade="D9" w:sz="4" w:space="0"/>
             </w:tcBorders>
             <w:vAlign w:val="center"/>
           </w:tcPr>
@@ -802,7 +802,7 @@
             <w:tcBorders>
               <w:top w:val="nil"/>
               <w:bottom w:val="nil"/>
-              <w:right w:val="single" w:sz="4" w:space="0" w:color="D9D9D9" w:themeColor="background1" w:themeShade="D9"/>
+              <w:right w:val="single" w:color="D9D9D9" w:themeColor="background1" w:themeShade="D9" w:sz="4" w:space="0"/>
             </w:tcBorders>
           </w:tcPr>
           <w:p>
@@ -821,9 +821,9 @@
             <w:tcW w:w="6480" w:type="dxa"/>
             <w:tcBorders>
               <w:top w:val="nil"/>
-              <w:left w:val="single" w:sz="4" w:space="0" w:color="D9D9D9" w:themeColor="background1" w:themeShade="D9"/>
+              <w:left w:val="single" w:color="D9D9D9" w:themeColor="background1" w:themeShade="D9" w:sz="4" w:space="0"/>
               <w:bottom w:val="nil"/>
-              <w:right w:val="single" w:sz="4" w:space="0" w:color="D9D9D9" w:themeColor="background1" w:themeShade="D9"/>
+              <w:right w:val="single" w:color="D9D9D9" w:themeColor="background1" w:themeShade="D9" w:sz="4" w:space="0"/>
             </w:tcBorders>
             <w:vAlign w:val="center"/>
           </w:tcPr>
@@ -892,9 +892,9 @@
             <w:tcW w:w="6480" w:type="dxa"/>
             <w:tcBorders>
               <w:top w:val="nil"/>
-              <w:left w:val="single" w:sz="4" w:space="0" w:color="D9D9D9" w:themeColor="background1" w:themeShade="D9"/>
-              <w:bottom w:val="single" w:sz="4" w:space="0" w:color="D9D9D9" w:themeColor="background1" w:themeShade="D9"/>
-              <w:right w:val="single" w:sz="4" w:space="0" w:color="D9D9D9" w:themeColor="background1" w:themeShade="D9"/>
+              <w:left w:val="single" w:color="D9D9D9" w:themeColor="background1" w:themeShade="D9" w:sz="4" w:space="0"/>
+              <w:bottom w:val="single" w:color="D9D9D9" w:themeColor="background1" w:themeShade="D9" w:sz="4" w:space="0"/>
+              <w:right w:val="single" w:color="D9D9D9" w:themeColor="background1" w:themeShade="D9" w:sz="4" w:space="0"/>
             </w:tcBorders>
             <w:vAlign w:val="center"/>
           </w:tcPr>
@@ -917,7 +917,7 @@
             <w:tcBorders>
               <w:top w:val="nil"/>
               <w:bottom w:val="nil"/>
-              <w:right w:val="single" w:sz="4" w:space="0" w:color="D9D9D9" w:themeColor="background1" w:themeShade="D9"/>
+              <w:right w:val="single" w:color="D9D9D9" w:themeColor="background1" w:themeShade="D9" w:sz="4" w:space="0"/>
             </w:tcBorders>
           </w:tcPr>
           <w:p>
@@ -934,9 +934,9 @@
             <w:tcW w:w="6480" w:type="dxa"/>
             <w:tcBorders>
               <w:top w:val="nil"/>
-              <w:left w:val="single" w:sz="4" w:space="0" w:color="D9D9D9" w:themeColor="background1" w:themeShade="D9"/>
-              <w:bottom w:val="single" w:sz="4" w:space="0" w:color="D9D9D9" w:themeColor="background1" w:themeShade="D9"/>
-              <w:right w:val="single" w:sz="4" w:space="0" w:color="D9D9D9" w:themeColor="background1" w:themeShade="D9"/>
+              <w:left w:val="single" w:color="D9D9D9" w:themeColor="background1" w:themeShade="D9" w:sz="4" w:space="0"/>
+              <w:bottom w:val="single" w:color="D9D9D9" w:themeColor="background1" w:themeShade="D9" w:sz="4" w:space="0"/>
+              <w:right w:val="single" w:color="D9D9D9" w:themeColor="background1" w:themeShade="D9" w:sz="4" w:space="0"/>
             </w:tcBorders>
           </w:tcPr>
           <w:p>
@@ -1000,7 +1000,7 @@
         <mc:AlternateContent>
           <mc:Choice Requires="wpg">
             <w:drawing>
-              <wp:anchor distT="0" distB="0" distL="114300" distR="114300" simplePos="0" relativeHeight="251679744" behindDoc="1" locked="1" layoutInCell="1" allowOverlap="1" wp14:anchorId="414A442F" wp14:editId="5926910B">
+              <wp:anchor distT="0" distB="0" distL="114300" distR="114300" simplePos="0" relativeHeight="251679744" behindDoc="1" locked="1" layoutInCell="1" allowOverlap="1" wp14:editId="5926910B" wp14:anchorId="414A442F">
                 <wp:simplePos x="0" y="0"/>
                 <wp:positionH relativeFrom="column">
                   <wp:posOffset>0</wp:posOffset>
@@ -1116,12 +1116,12 @@
           </mc:Choice>
           <mc:Fallback>
             <w:pict>
-              <v:group w14:anchorId="414A442F" id="Group 3" o:spid="_x0000_s1029" alt="&quot;&quot;" style="position:absolute;left:0;text-align:left;margin-left:0;margin-top:6pt;width:719.25pt;height:521.25pt;z-index:-251636736;mso-width-relative:margin;mso-height-relative:margin" coordsize="91315,66222" o:gfxdata="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">
-                <v:shape id="Picture 17" o:spid="_x0000_s1030" type="#_x0000_t75" alt="A picture containing man, snow, standing&#10;&#10;Description automatically generated" style="position:absolute;width:41033;height:64484;visibility:visible;mso-wrap-style:square" o:gfxdata="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">
-                  <v:imagedata r:id="rId13" o:title="A picture containing man, snow, standing&#10;&#10;Description automatically generated"/>
+              <v:group id="Group 3" style="position:absolute;left:0;text-align:left;margin-left:0;margin-top:6pt;width:719.25pt;height:521.25pt;z-index:-251636736;mso-width-relative:margin;mso-height-relative:margin" alt="&quot;&quot;" coordsize="91315,66222" o:spid="_x0000_s1029" o:gfxdata="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" w14:anchorId="414A442F">
+                <v:shape id="Picture 17" style="position:absolute;width:41033;height:64484;visibility:visible;mso-wrap-style:square" alt="A picture containing man, snow, standing&#10;&#10;Description automatically generated" o:spid="_x0000_s1030" type="#_x0000_t75" o:gfxdata="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">
+                  <v:imagedata o:title="A picture containing man, snow, standing&#10;&#10;Description automatically generated" r:id="rId13"/>
                 </v:shape>
-                <v:shape id="Text Box 2" o:spid="_x0000_s1031" type="#_x0000_t202" style="position:absolute;left:50289;width:41026;height:66222;visibility:visible;mso-wrap-style:square;v-text-anchor:middle" o:gfxdata="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" stroked="f" strokeweight="1pt">
-                  <v:fill r:id="rId14" o:title="" recolor="t" rotate="t" type="frame"/>
+                <v:shape id="Text Box 2" style="position:absolute;left:50289;width:41026;height:66222;visibility:visible;mso-wrap-style:square;v-text-anchor:middle" o:spid="_x0000_s1031" stroked="f" strokeweight="1pt" type="#_x0000_t202" o:gfxdata="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">
+                  <v:fill type="frame" o:title="" recolor="t" rotate="t" r:id="rId14"/>
                   <v:stroke miterlimit="4"/>
                   <v:textbox inset="4pt,4pt,4pt,4pt">
                     <w:txbxContent>
@@ -1141,11 +1141,11 @@
         <w:tblStyle w:val="TableGrid"/>
         <w:tblW w:w="14400" w:type="dxa"/>
         <w:tblBorders>
-          <w:top w:val="single" w:sz="4" w:space="0" w:color="D9D9D9" w:themeColor="background1" w:themeShade="D9"/>
-          <w:bottom w:val="single" w:sz="4" w:space="0" w:color="D9D9D9" w:themeColor="background1" w:themeShade="D9"/>
-          <w:right w:val="single" w:sz="4" w:space="0" w:color="D9D9D9" w:themeColor="background1" w:themeShade="D9"/>
-          <w:insideH w:val="single" w:sz="4" w:space="0" w:color="D9D9D9" w:themeColor="background1" w:themeShade="D9"/>
-          <w:insideV w:val="single" w:sz="4" w:space="0" w:color="D9D9D9" w:themeColor="background1" w:themeShade="D9"/>
+          <w:top w:val="single" w:color="D9D9D9" w:themeColor="background1" w:themeShade="D9" w:sz="4" w:space="0"/>
+          <w:bottom w:val="single" w:color="D9D9D9" w:themeColor="background1" w:themeShade="D9" w:sz="4" w:space="0"/>
+          <w:right w:val="single" w:color="D9D9D9" w:themeColor="background1" w:themeShade="D9" w:sz="4" w:space="0"/>
+          <w:insideH w:val="single" w:color="D9D9D9" w:themeColor="background1" w:themeShade="D9" w:sz="4" w:space="0"/>
+          <w:insideV w:val="single" w:color="D9D9D9" w:themeColor="background1" w:themeShade="D9" w:sz="4" w:space="0"/>
         </w:tblBorders>
         <w:tblLayout w:type="fixed"/>
         <w:tblCellMar>
@@ -1167,7 +1167,7 @@
           <w:tcPr>
             <w:tcW w:w="6480" w:type="dxa"/>
             <w:tcBorders>
-              <w:left w:val="single" w:sz="4" w:space="0" w:color="D6D5D5" w:themeColor="background2"/>
+              <w:left w:val="single" w:color="D6D5D5" w:themeColor="background2" w:sz="4" w:space="0"/>
               <w:bottom w:val="nil"/>
             </w:tcBorders>
             <w:vAlign w:val="center"/>
@@ -1179,7 +1179,7 @@
             <w:tcW w:w="1440" w:type="dxa"/>
             <w:tcBorders>
               <w:top w:val="nil"/>
-              <w:left w:val="single" w:sz="4" w:space="0" w:color="D6D5D5" w:themeColor="background2"/>
+              <w:left w:val="single" w:color="D6D5D5" w:themeColor="background2" w:sz="4" w:space="0"/>
               <w:bottom w:val="nil"/>
             </w:tcBorders>
           </w:tcPr>
@@ -1189,7 +1189,7 @@
           <w:tcPr>
             <w:tcW w:w="6480" w:type="dxa"/>
             <w:tcBorders>
-              <w:left w:val="single" w:sz="4" w:space="0" w:color="D6D5D5" w:themeColor="background2"/>
+              <w:left w:val="single" w:color="D6D5D5" w:themeColor="background2" w:sz="4" w:space="0"/>
               <w:bottom w:val="nil"/>
             </w:tcBorders>
           </w:tcPr>
@@ -1205,7 +1205,7 @@
             <w:tcW w:w="6480" w:type="dxa"/>
             <w:tcBorders>
               <w:top w:val="nil"/>
-              <w:left w:val="single" w:sz="4" w:space="0" w:color="D6D5D5" w:themeColor="background2"/>
+              <w:left w:val="single" w:color="D6D5D5" w:themeColor="background2" w:sz="4" w:space="0"/>
               <w:bottom w:val="nil"/>
             </w:tcBorders>
             <w:vAlign w:val="center"/>
@@ -1281,7 +1281,7 @@
             <w:tcW w:w="1440" w:type="dxa"/>
             <w:tcBorders>
               <w:top w:val="nil"/>
-              <w:left w:val="single" w:sz="4" w:space="0" w:color="D6D5D5" w:themeColor="background2"/>
+              <w:left w:val="single" w:color="D6D5D5" w:themeColor="background2" w:sz="4" w:space="0"/>
               <w:bottom w:val="nil"/>
             </w:tcBorders>
           </w:tcPr>
@@ -1299,7 +1299,7 @@
             <w:tcW w:w="6480" w:type="dxa"/>
             <w:tcBorders>
               <w:top w:val="nil"/>
-              <w:left w:val="single" w:sz="4" w:space="0" w:color="D6D5D5" w:themeColor="background2"/>
+              <w:left w:val="single" w:color="D6D5D5" w:themeColor="background2" w:sz="4" w:space="0"/>
               <w:bottom w:val="nil"/>
             </w:tcBorders>
             <w:vAlign w:val="center"/>
@@ -1422,7 +1422,7 @@
             <w:vMerge w:val="restart"/>
             <w:tcBorders>
               <w:top w:val="nil"/>
-              <w:left w:val="single" w:sz="4" w:space="0" w:color="D6D5D5" w:themeColor="background2"/>
+              <w:left w:val="single" w:color="D6D5D5" w:themeColor="background2" w:sz="4" w:space="0"/>
               <w:bottom w:val="nil"/>
             </w:tcBorders>
             <w:vAlign w:val="center"/>
@@ -1517,7 +1517,7 @@
             <w:vMerge w:val="restart"/>
             <w:tcBorders>
               <w:top w:val="nil"/>
-              <w:left w:val="single" w:sz="4" w:space="0" w:color="D6D5D5" w:themeColor="background2"/>
+              <w:left w:val="single" w:color="D6D5D5" w:themeColor="background2" w:sz="4" w:space="0"/>
               <w:bottom w:val="nil"/>
             </w:tcBorders>
           </w:tcPr>
@@ -1539,7 +1539,7 @@
             <w:tcW w:w="6480" w:type="dxa"/>
             <w:tcBorders>
               <w:top w:val="nil"/>
-              <w:left w:val="single" w:sz="4" w:space="0" w:color="D6D5D5" w:themeColor="background2"/>
+              <w:left w:val="single" w:color="D6D5D5" w:themeColor="background2" w:sz="4" w:space="0"/>
               <w:bottom w:val="nil"/>
             </w:tcBorders>
             <w:vAlign w:val="center"/>
@@ -1614,7 +1614,7 @@
             <w:vMerge/>
             <w:tcBorders>
               <w:top w:val="nil"/>
-              <w:left w:val="single" w:sz="4" w:space="0" w:color="D6D5D5" w:themeColor="background2"/>
+              <w:left w:val="single" w:color="D6D5D5" w:themeColor="background2" w:sz="4" w:space="0"/>
               <w:bottom w:val="nil"/>
             </w:tcBorders>
             <w:vAlign w:val="center"/>
@@ -1638,7 +1638,7 @@
             <w:vMerge/>
             <w:tcBorders>
               <w:top w:val="nil"/>
-              <w:left w:val="single" w:sz="4" w:space="0" w:color="D6D5D5" w:themeColor="background2"/>
+              <w:left w:val="single" w:color="D6D5D5" w:themeColor="background2" w:sz="4" w:space="0"/>
               <w:bottom w:val="nil"/>
             </w:tcBorders>
           </w:tcPr>
@@ -1660,7 +1660,7 @@
             <w:tcW w:w="6480" w:type="dxa"/>
             <w:tcBorders>
               <w:top w:val="nil"/>
-              <w:left w:val="single" w:sz="4" w:space="0" w:color="D6D5D5" w:themeColor="background2"/>
+              <w:left w:val="single" w:color="D6D5D5" w:themeColor="background2" w:sz="4" w:space="0"/>
               <w:bottom w:val="nil"/>
             </w:tcBorders>
             <w:vAlign w:val="center"/>
@@ -1702,7 +1702,7 @@
             <w:vMerge/>
             <w:tcBorders>
               <w:top w:val="nil"/>
-              <w:left w:val="single" w:sz="4" w:space="0" w:color="D6D5D5" w:themeColor="background2"/>
+              <w:left w:val="single" w:color="D6D5D5" w:themeColor="background2" w:sz="4" w:space="0"/>
               <w:bottom w:val="nil"/>
             </w:tcBorders>
             <w:vAlign w:val="center"/>
@@ -1726,7 +1726,7 @@
             <w:vMerge/>
             <w:tcBorders>
               <w:top w:val="nil"/>
-              <w:left w:val="single" w:sz="4" w:space="0" w:color="D6D5D5" w:themeColor="background2"/>
+              <w:left w:val="single" w:color="D6D5D5" w:themeColor="background2" w:sz="4" w:space="0"/>
               <w:bottom w:val="nil"/>
             </w:tcBorders>
           </w:tcPr>
@@ -1748,7 +1748,7 @@
             <w:tcW w:w="6480" w:type="dxa"/>
             <w:tcBorders>
               <w:top w:val="nil"/>
-              <w:left w:val="single" w:sz="4" w:space="0" w:color="D6D5D5" w:themeColor="background2"/>
+              <w:left w:val="single" w:color="D6D5D5" w:themeColor="background2" w:sz="4" w:space="0"/>
               <w:bottom w:val="nil"/>
             </w:tcBorders>
             <w:vAlign w:val="center"/>
@@ -1866,8 +1866,8 @@
             <w:tcW w:w="6480" w:type="dxa"/>
             <w:tcBorders>
               <w:top w:val="nil"/>
-              <w:left w:val="single" w:sz="4" w:space="0" w:color="D6D5D5" w:themeColor="background2"/>
-              <w:bottom w:val="single" w:sz="4" w:space="0" w:color="D9D9D9" w:themeColor="background1" w:themeShade="D9"/>
+              <w:left w:val="single" w:color="D6D5D5" w:themeColor="background2" w:sz="4" w:space="0"/>
+              <w:bottom w:val="single" w:color="D9D9D9" w:themeColor="background1" w:themeShade="D9" w:sz="4" w:space="0"/>
             </w:tcBorders>
             <w:vAlign w:val="center"/>
           </w:tcPr>
@@ -1908,7 +1908,7 @@
             <w:tcW w:w="1440" w:type="dxa"/>
             <w:tcBorders>
               <w:top w:val="nil"/>
-              <w:left w:val="single" w:sz="4" w:space="0" w:color="D6D5D5" w:themeColor="background2"/>
+              <w:left w:val="single" w:color="D6D5D5" w:themeColor="background2" w:sz="4" w:space="0"/>
               <w:bottom w:val="nil"/>
             </w:tcBorders>
           </w:tcPr>
@@ -1926,8 +1926,8 @@
             <w:tcW w:w="6480" w:type="dxa"/>
             <w:tcBorders>
               <w:top w:val="nil"/>
-              <w:left w:val="single" w:sz="4" w:space="0" w:color="D6D5D5" w:themeColor="background2"/>
-              <w:bottom w:val="single" w:sz="4" w:space="0" w:color="D9D9D9" w:themeColor="background1" w:themeShade="D9"/>
+              <w:left w:val="single" w:color="D6D5D5" w:themeColor="background2" w:sz="4" w:space="0"/>
+              <w:bottom w:val="single" w:color="D9D9D9" w:themeColor="background1" w:themeShade="D9" w:sz="4" w:space="0"/>
             </w:tcBorders>
           </w:tcPr>
           <w:p>

--- a/src/Tests/Inputs/wedding/11/input.docx
+++ b/src/Tests/Inputs/wedding/11/input.docx
@@ -2960,1537 +2960,6 @@
 </w:webSettings>
 </file>
 
-<file path=word/glossary/document.xml><?xml version="1.0" encoding="utf-8"?>
-<w:glossaryDocument xmlns:wpc="http://schemas.microsoft.com/office/word/2010/wordprocessingCanvas" xmlns:cx="http://schemas.microsoft.com/office/drawing/2014/chartex" xmlns:cx1="http://schemas.microsoft.com/office/drawing/2015/9/8/chartex" xmlns:cx2="http://schemas.microsoft.com/office/drawing/2015/10/21/chartex" xmlns:cx3="http://schemas.microsoft.com/office/drawing/2016/5/9/chartex" xmlns:cx4="http://schemas.microsoft.com/office/drawing/2016/5/10/chartex" xmlns:cx5="http://schemas.microsoft.com/office/drawing/2016/5/11/chartex" xmlns:cx6="http://schemas.microsoft.com/office/drawing/2016/5/12/chartex" xmlns:cx7="http://schemas.microsoft.com/office/drawing/2016/5/13/chartex" xmlns:cx8="http://schemas.microsoft.com/office/drawing/2016/5/14/chartex" xmlns:mc="http://schemas.openxmlformats.org/markup-compatibility/2006" xmlns:aink="http://schemas.microsoft.com/office/drawing/2016/ink" xmlns:am3d="http://schemas.microsoft.com/office/drawing/2017/model3d" xmlns:o="urn:schemas-microsoft-com:office:office" xmlns:oel="http://schemas.microsoft.com/office/2019/extlst" xmlns:r="http://schemas.openxmlformats.org/officeDocument/2006/relationships" xmlns:m="http://schemas.openxmlformats.org/officeDocument/2006/math" xmlns:v="urn:schemas-microsoft-com:vml" xmlns:wp14="http://schemas.microsoft.com/office/word/2010/wordprocessingDrawing" xmlns:wp="http://schemas.openxmlformats.org/drawingml/2006/wordprocessingDrawing" xmlns:w10="urn:schemas-microsoft-com:office:word" xmlns:w="http://schemas.openxmlformats.org/wordprocessingml/2006/main" xmlns:w14="http://schemas.microsoft.com/office/word/2010/wordml" xmlns:w15="http://schemas.microsoft.com/office/word/2012/wordml" xmlns:w16cex="http://schemas.microsoft.com/office/word/2018/wordml/cex" xmlns:w16cid="http://schemas.microsoft.com/office/word/2016/wordml/cid" xmlns:w16="http://schemas.microsoft.com/office/word/2018/wordml" xmlns:w16sdtdh="http://schemas.microsoft.com/office/word/2020/wordml/sdtdatahash" xmlns:w16se="http://schemas.microsoft.com/office/word/2015/wordml/symex" xmlns:wpg="http://schemas.microsoft.com/office/word/2010/wordprocessingGroup" xmlns:wpi="http://schemas.microsoft.com/office/word/2010/wordprocessingInk" xmlns:wne="http://schemas.microsoft.com/office/word/2006/wordml" xmlns:wps="http://schemas.microsoft.com/office/word/2010/wordprocessingShape" mc:Ignorable="w14 w15 w16se w16cid w16 w16cex w16sdtdh wp14">
-  <w:docParts>
-    <w:docPart>
-      <w:docPartPr>
-        <w:name w:val="3BCDFA87843042CF839E80874E45646E"/>
-        <w:category>
-          <w:name w:val="General"/>
-          <w:gallery w:val="placeholder"/>
-        </w:category>
-        <w:types>
-          <w:type w:val="bbPlcHdr"/>
-        </w:types>
-        <w:behaviors>
-          <w:behavior w:val="content"/>
-        </w:behaviors>
-        <w:guid w:val="{30299147-F1E8-4138-8FE5-6236A7BE73FE}"/>
-      </w:docPartPr>
-      <w:docPartBody>
-        <w:p>
-          <w:pPr>
-            <w:pStyle w:val="3BCDFA87843042CF839E80874E45646E"/>
-          </w:pPr>
-          <w:r>
-            <w:t>SATURDAY</w:t>
-          </w:r>
-        </w:p>
-      </w:docPartBody>
-    </w:docPart>
-    <w:docPart>
-      <w:docPartPr>
-        <w:name w:val="73A410137EAE41C7882D43D1FD61B2C6"/>
-        <w:category>
-          <w:name w:val="General"/>
-          <w:gallery w:val="placeholder"/>
-        </w:category>
-        <w:types>
-          <w:type w:val="bbPlcHdr"/>
-        </w:types>
-        <w:behaviors>
-          <w:behavior w:val="content"/>
-        </w:behaviors>
-        <w:guid w:val="{8E2FD62B-F312-49A7-A799-887DA58B9DAC}"/>
-      </w:docPartPr>
-      <w:docPartBody>
-        <w:p>
-          <w:pPr>
-            <w:pStyle w:val="73A410137EAE41C7882D43D1FD61B2C6"/>
-          </w:pPr>
-          <w:r>
-            <w:t>KAYLA</w:t>
-          </w:r>
-        </w:p>
-      </w:docPartBody>
-    </w:docPart>
-    <w:docPart>
-      <w:docPartPr>
-        <w:name w:val="9315DD057778406A8356012218C2AADA"/>
-        <w:category>
-          <w:name w:val="General"/>
-          <w:gallery w:val="placeholder"/>
-        </w:category>
-        <w:types>
-          <w:type w:val="bbPlcHdr"/>
-        </w:types>
-        <w:behaviors>
-          <w:behavior w:val="content"/>
-        </w:behaviors>
-        <w:guid w:val="{90C90FEA-F01B-45FE-81CF-7C9B627871CB}"/>
-      </w:docPartPr>
-      <w:docPartBody>
-        <w:p>
-          <w:pPr>
-            <w:pStyle w:val="9315DD057778406A8356012218C2AADA"/>
-          </w:pPr>
-          <w:r>
-            <w:t>KAYLA</w:t>
-          </w:r>
-        </w:p>
-      </w:docPartBody>
-    </w:docPart>
-    <w:docPart>
-      <w:docPartPr>
-        <w:name w:val="C35C96669EC4412D98598CC386BA9FBE"/>
-        <w:category>
-          <w:name w:val="General"/>
-          <w:gallery w:val="placeholder"/>
-        </w:category>
-        <w:types>
-          <w:type w:val="bbPlcHdr"/>
-        </w:types>
-        <w:behaviors>
-          <w:behavior w:val="content"/>
-        </w:behaviors>
-        <w:guid w:val="{6A7C3820-EAFD-4606-8462-C8D0DF4C6759}"/>
-      </w:docPartPr>
-      <w:docPartBody>
-        <w:p>
-          <w:pPr>
-            <w:pStyle w:val="C35C96669EC4412D98598CC386BA9FBE"/>
-          </w:pPr>
-          <w:r>
-            <w:t>KAYLA</w:t>
-          </w:r>
-        </w:p>
-      </w:docPartBody>
-    </w:docPart>
-    <w:docPart>
-      <w:docPartPr>
-        <w:name w:val="9D87E1225910409CB9E4A5C2BF53F43A"/>
-        <w:category>
-          <w:name w:val="General"/>
-          <w:gallery w:val="placeholder"/>
-        </w:category>
-        <w:types>
-          <w:type w:val="bbPlcHdr"/>
-        </w:types>
-        <w:behaviors>
-          <w:behavior w:val="content"/>
-        </w:behaviors>
-        <w:guid w:val="{D46593CE-D24C-4363-BF75-1EB224A25B72}"/>
-      </w:docPartPr>
-      <w:docPartBody>
-        <w:p>
-          <w:pPr>
-            <w:pStyle w:val="9D87E1225910409CB9E4A5C2BF53F43A"/>
-          </w:pPr>
-          <w:r>
-            <w:t>SATURDAY</w:t>
-          </w:r>
-        </w:p>
-      </w:docPartBody>
-    </w:docPart>
-    <w:docPart>
-      <w:docPartPr>
-        <w:name w:val="DB5C6F6BC50C4ECD901785154E8E9602"/>
-        <w:category>
-          <w:name w:val="General"/>
-          <w:gallery w:val="placeholder"/>
-        </w:category>
-        <w:types>
-          <w:type w:val="bbPlcHdr"/>
-        </w:types>
-        <w:behaviors>
-          <w:behavior w:val="content"/>
-        </w:behaviors>
-        <w:guid w:val="{1FB1703D-08B3-4508-A19C-F1254FA2772F}"/>
-      </w:docPartPr>
-      <w:docPartBody>
-        <w:p>
-          <w:r>
-            <w:t>KAYLA</w:t>
-          </w:r>
-        </w:p>
-      </w:docPartBody>
-    </w:docPart>
-    <w:docPart>
-      <w:docPartPr>
-        <w:name w:val="D212FF9A49F04F0EB7810A8E5C8E8FC8"/>
-        <w:category>
-          <w:name w:val="General"/>
-          <w:gallery w:val="placeholder"/>
-        </w:category>
-        <w:types>
-          <w:type w:val="bbPlcHdr"/>
-        </w:types>
-        <w:behaviors>
-          <w:behavior w:val="content"/>
-        </w:behaviors>
-        <w:guid w:val="{DF762AFF-0388-438D-9292-8CEDD0896FA0}"/>
-      </w:docPartPr>
-      <w:docPartBody>
-        <w:p>
-          <w:r>
-            <w:t>JACOB</w:t>
-          </w:r>
-        </w:p>
-      </w:docPartBody>
-    </w:docPart>
-    <w:docPart>
-      <w:docPartPr>
-        <w:name w:val="3C99AF65B4714B81B1D77879D8E51E54"/>
-        <w:category>
-          <w:name w:val="General"/>
-          <w:gallery w:val="placeholder"/>
-        </w:category>
-        <w:types>
-          <w:type w:val="bbPlcHdr"/>
-        </w:types>
-        <w:behaviors>
-          <w:behavior w:val="content"/>
-        </w:behaviors>
-        <w:guid w:val="{4017045C-130A-4E33-8898-825408C5A59C}"/>
-      </w:docPartPr>
-      <w:docPartBody>
-        <w:p>
-          <w:pPr>
-            <w:pStyle w:val="3C99AF65B4714B81B1D77879D8E51E54"/>
-          </w:pPr>
-          <w:r>
-            <w:t>JACOB</w:t>
-          </w:r>
-        </w:p>
-      </w:docPartBody>
-    </w:docPart>
-    <w:docPart>
-      <w:docPartPr>
-        <w:name w:val="1B8DE968FEA9487AA4B834B2FAEE97B5"/>
-        <w:category>
-          <w:name w:val="General"/>
-          <w:gallery w:val="placeholder"/>
-        </w:category>
-        <w:types>
-          <w:type w:val="bbPlcHdr"/>
-        </w:types>
-        <w:behaviors>
-          <w:behavior w:val="content"/>
-        </w:behaviors>
-        <w:guid w:val="{85AA3ED3-8F98-427C-A27F-6C66584B78ED}"/>
-      </w:docPartPr>
-      <w:docPartBody>
-        <w:p>
-          <w:pPr>
-            <w:pStyle w:val="1B8DE968FEA9487AA4B834B2FAEE97B5"/>
-          </w:pPr>
-          <w:r>
-            <w:t>JACOB</w:t>
-          </w:r>
-        </w:p>
-      </w:docPartBody>
-    </w:docPart>
-    <w:docPart>
-      <w:docPartPr>
-        <w:name w:val="87B544DB57F540CDA4055F2DFF28F314"/>
-        <w:category>
-          <w:name w:val="General"/>
-          <w:gallery w:val="placeholder"/>
-        </w:category>
-        <w:types>
-          <w:type w:val="bbPlcHdr"/>
-        </w:types>
-        <w:behaviors>
-          <w:behavior w:val="content"/>
-        </w:behaviors>
-        <w:guid w:val="{C12D427B-B053-46B7-9C08-703E9BDE7834}"/>
-      </w:docPartPr>
-      <w:docPartBody>
-        <w:p>
-          <w:pPr>
-            <w:pStyle w:val="87B544DB57F540CDA4055F2DFF28F314"/>
-          </w:pPr>
-          <w:r>
-            <w:t>JACOB</w:t>
-          </w:r>
-        </w:p>
-      </w:docPartBody>
-    </w:docPart>
-    <w:docPart>
-      <w:docPartPr>
-        <w:name w:val="55C1EAFA50CB437E9422D8C98EAF3A5B"/>
-        <w:category>
-          <w:name w:val="General"/>
-          <w:gallery w:val="placeholder"/>
-        </w:category>
-        <w:types>
-          <w:type w:val="bbPlcHdr"/>
-        </w:types>
-        <w:behaviors>
-          <w:behavior w:val="content"/>
-        </w:behaviors>
-        <w:guid w:val="{997A161A-19F2-41FB-96D4-94DB9631F6A8}"/>
-      </w:docPartPr>
-      <w:docPartBody>
-        <w:p>
-          <w:pPr>
-            <w:pStyle w:val="55C1EAFA50CB437E9422D8C98EAF3A5B"/>
-          </w:pPr>
-          <w:r>
-            <w:t>Beef</w:t>
-          </w:r>
-        </w:p>
-      </w:docPartBody>
-    </w:docPart>
-    <w:docPart>
-      <w:docPartPr>
-        <w:name w:val="090E1B72DF0D48ADB19226CB066A3109"/>
-        <w:category>
-          <w:name w:val="General"/>
-          <w:gallery w:val="placeholder"/>
-        </w:category>
-        <w:types>
-          <w:type w:val="bbPlcHdr"/>
-        </w:types>
-        <w:behaviors>
-          <w:behavior w:val="content"/>
-        </w:behaviors>
-        <w:guid w:val="{1606B34A-00E3-451C-8592-96EBF9DF28DA}"/>
-      </w:docPartPr>
-      <w:docPartBody>
-        <w:p>
-          <w:pPr>
-            <w:pStyle w:val="090E1B72DF0D48ADB19226CB066A3109"/>
-          </w:pPr>
-          <w:r>
-            <w:t>Fish</w:t>
-          </w:r>
-        </w:p>
-      </w:docPartBody>
-    </w:docPart>
-    <w:docPart>
-      <w:docPartPr>
-        <w:name w:val="1372123D76F74AF086836D4FFC1D514D"/>
-        <w:category>
-          <w:name w:val="General"/>
-          <w:gallery w:val="placeholder"/>
-        </w:category>
-        <w:types>
-          <w:type w:val="bbPlcHdr"/>
-        </w:types>
-        <w:behaviors>
-          <w:behavior w:val="content"/>
-        </w:behaviors>
-        <w:guid w:val="{E502F984-1E58-4244-A283-CC1B2B5149A9}"/>
-      </w:docPartPr>
-      <w:docPartBody>
-        <w:p>
-          <w:pPr>
-            <w:pStyle w:val="1372123D76F74AF086836D4FFC1D514D"/>
-          </w:pPr>
-          <w:r>
-            <w:t>Vegetarian</w:t>
-          </w:r>
-        </w:p>
-      </w:docPartBody>
-    </w:docPart>
-    <w:docPart>
-      <w:docPartPr>
-        <w:name w:val="73F8A15D4A0C4C189CAD3D855B09801C"/>
-        <w:category>
-          <w:name w:val="General"/>
-          <w:gallery w:val="placeholder"/>
-        </w:category>
-        <w:types>
-          <w:type w:val="bbPlcHdr"/>
-        </w:types>
-        <w:behaviors>
-          <w:behavior w:val="content"/>
-        </w:behaviors>
-        <w:guid w:val="{B9C265D0-71D7-4BD0-BB0C-61FF6EAC1E78}"/>
-      </w:docPartPr>
-      <w:docPartBody>
-        <w:p>
-          <w:pPr>
-            <w:pStyle w:val="73F8A15D4A0C4C189CAD3D855B09801C20"/>
-          </w:pPr>
-          <w:r>
-            <w:t>Please indicate number of meals needed</w:t>
-          </w:r>
-        </w:p>
-      </w:docPartBody>
-    </w:docPart>
-    <w:docPart>
-      <w:docPartPr>
-        <w:name w:val="026896F562FC4E97B3AF7828EE771F93"/>
-        <w:category>
-          <w:name w:val="General"/>
-          <w:gallery w:val="placeholder"/>
-        </w:category>
-        <w:types>
-          <w:type w:val="bbPlcHdr"/>
-        </w:types>
-        <w:behaviors>
-          <w:behavior w:val="content"/>
-        </w:behaviors>
-        <w:guid w:val="{761A1DCB-D0B6-41C1-AFEF-B7F564F45691}"/>
-      </w:docPartPr>
-      <w:docPartBody>
-        <w:p>
-          <w:pPr>
-            <w:pStyle w:val="026896F562FC4E97B3AF7828EE771F9320"/>
-          </w:pPr>
-          <w:r>
-            <w:t>Chicken</w:t>
-          </w:r>
-        </w:p>
-      </w:docPartBody>
-    </w:docPart>
-    <w:docPart>
-      <w:docPartPr>
-        <w:name w:val="876E34B3B0BF4CB4B44FFB2EABBD0ED3"/>
-        <w:category>
-          <w:name w:val="General"/>
-          <w:gallery w:val="placeholder"/>
-        </w:category>
-        <w:types>
-          <w:type w:val="bbPlcHdr"/>
-        </w:types>
-        <w:behaviors>
-          <w:behavior w:val="content"/>
-        </w:behaviors>
-        <w:guid w:val="{979E7437-0A77-4CC7-ABC0-ED620C0A7F50}"/>
-      </w:docPartPr>
-      <w:docPartBody>
-        <w:p>
-          <w:pPr>
-            <w:pStyle w:val="876E34B3B0BF4CB4B44FFB2EABBD0ED3"/>
-          </w:pPr>
-          <w:r>
-            <w:t>Number of guests attending</w:t>
-          </w:r>
-        </w:p>
-      </w:docPartBody>
-    </w:docPart>
-    <w:docPart>
-      <w:docPartPr>
-        <w:name w:val="CAF68493A30C430EAD079F240461E24F"/>
-        <w:category>
-          <w:name w:val="General"/>
-          <w:gallery w:val="placeholder"/>
-        </w:category>
-        <w:types>
-          <w:type w:val="bbPlcHdr"/>
-        </w:types>
-        <w:behaviors>
-          <w:behavior w:val="content"/>
-        </w:behaviors>
-        <w:guid w:val="{79E7108E-00A2-4432-B9EF-2271E32223AB}"/>
-      </w:docPartPr>
-      <w:docPartBody>
-        <w:p>
-          <w:pPr>
-            <w:pStyle w:val="CAF68493A30C430EAD079F240461E24F"/>
-          </w:pPr>
-          <w:r>
-            <w:rPr>
-              <w:color w:val="808080"/>
-            </w:rPr>
-            <w:t>THANK YOU</w:t>
-          </w:r>
-        </w:p>
-      </w:docPartBody>
-    </w:docPart>
-    <w:docPart>
-      <w:docPartPr>
-        <w:name w:val="E203382C9D344FE5BD3501E26A07DC02"/>
-        <w:category>
-          <w:name w:val="General"/>
-          <w:gallery w:val="placeholder"/>
-        </w:category>
-        <w:types>
-          <w:type w:val="bbPlcHdr"/>
-        </w:types>
-        <w:behaviors>
-          <w:behavior w:val="content"/>
-        </w:behaviors>
-        <w:guid w:val="{62D4ADB0-077E-4676-B631-3D4FBC81549B}"/>
-      </w:docPartPr>
-      <w:docPartBody>
-        <w:p>
-          <w:pPr>
-            <w:pStyle w:val="GreyCapsHeading"/>
-            <w:rPr>
-              <w:color w:val="808080"/>
-            </w:rPr>
-          </w:pPr>
-          <w:r>
-            <w:rPr>
-              <w:color w:val="808080"/>
-            </w:rPr>
-            <w:t>KINDLY RSVP</w:t>
-          </w:r>
-        </w:p>
-        <w:p>
-          <w:pPr>
-            <w:pStyle w:val="E203382C9D344FE5BD3501E26A07DC02"/>
-          </w:pPr>
-          <w:r>
-            <w:rPr>
-              <w:color w:val="808080"/>
-            </w:rPr>
-            <w:t>BY 8.20.</w:t>
-          </w:r>
-          <w:r>
-            <w:rPr>
-              <w:color w:val="808080"/>
-            </w:rPr>
-            <w:t>XX</w:t>
-          </w:r>
-        </w:p>
-      </w:docPartBody>
-    </w:docPart>
-    <w:docPart>
-      <w:docPartPr>
-        <w:name w:val="354856D00B594DE2918E3BD2C8B3200A"/>
-        <w:category>
-          <w:name w:val="General"/>
-          <w:gallery w:val="placeholder"/>
-        </w:category>
-        <w:types>
-          <w:type w:val="bbPlcHdr"/>
-        </w:types>
-        <w:behaviors>
-          <w:behavior w:val="content"/>
-        </w:behaviors>
-        <w:guid w:val="{388BB7D6-E173-493E-83BE-EA5543AC1356}"/>
-      </w:docPartPr>
-      <w:docPartBody>
-        <w:p>
-          <w:pPr>
-            <w:pStyle w:val="354856D00B594DE2918E3BD2C8B3200A"/>
-          </w:pPr>
-          <w:r>
-            <w:t xml:space="preserve">Thank you for joining us for the celebration of our marriage! </w:t>
-          </w:r>
-          <w:r>
-            <w:br/>
-          </w:r>
-          <w:r>
-            <w:t>We wanted to thank you for choosing to celebrate the day with us.</w:t>
-          </w:r>
-        </w:p>
-      </w:docPartBody>
-    </w:docPart>
-    <w:docPart>
-      <w:docPartPr>
-        <w:name w:val="F742C97D9C8442C085E9530E5F47141C"/>
-        <w:category>
-          <w:name w:val="General"/>
-          <w:gallery w:val="placeholder"/>
-        </w:category>
-        <w:types>
-          <w:type w:val="bbPlcHdr"/>
-        </w:types>
-        <w:behaviors>
-          <w:behavior w:val="content"/>
-        </w:behaviors>
-        <w:guid w:val="{2BBF8038-BC19-4C57-B5DB-DE9CC3A129B1}"/>
-      </w:docPartPr>
-      <w:docPartBody>
-        <w:p>
-          <w:r>
-            <w:t>ACCEPT</w:t>
-          </w:r>
-        </w:p>
-      </w:docPartBody>
-    </w:docPart>
-    <w:docPart>
-      <w:docPartPr>
-        <w:name w:val="CB984931702C4D5BBA551B286ABD868B"/>
-        <w:category>
-          <w:name w:val="General"/>
-          <w:gallery w:val="placeholder"/>
-        </w:category>
-        <w:types>
-          <w:type w:val="bbPlcHdr"/>
-        </w:types>
-        <w:behaviors>
-          <w:behavior w:val="content"/>
-        </w:behaviors>
-        <w:guid w:val="{E366A096-08D5-4708-B23C-066B93611782}"/>
-      </w:docPartPr>
-      <w:docPartBody>
-        <w:p>
-          <w:r>
-            <w:t>DECLINE</w:t>
-          </w:r>
-        </w:p>
-      </w:docPartBody>
-    </w:docPart>
-    <w:docPart>
-      <w:docPartPr>
-        <w:name w:val="C6AD319E81614509891A3C3191731318"/>
-        <w:category>
-          <w:name w:val="General"/>
-          <w:gallery w:val="placeholder"/>
-        </w:category>
-        <w:types>
-          <w:type w:val="bbPlcHdr"/>
-        </w:types>
-        <w:behaviors>
-          <w:behavior w:val="content"/>
-        </w:behaviors>
-        <w:guid w:val="{86E1A86A-C4C4-4782-A3C7-8BDB805F3ABF}"/>
-      </w:docPartPr>
-      <w:docPartBody>
-        <w:p>
-          <w:r>
-            <w:t>10.25.20XX</w:t>
-          </w:r>
-        </w:p>
-      </w:docPartBody>
-    </w:docPart>
-    <w:docPart>
-      <w:docPartPr>
-        <w:name w:val="BCAA9DF6103F4CB8AEECAB9807B250E7"/>
-        <w:category>
-          <w:name w:val="General"/>
-          <w:gallery w:val="placeholder"/>
-        </w:category>
-        <w:types>
-          <w:type w:val="bbPlcHdr"/>
-        </w:types>
-        <w:behaviors>
-          <w:behavior w:val="content"/>
-        </w:behaviors>
-        <w:guid w:val="{CCC2AF49-3591-4CBA-8933-723CD1E9D8C5}"/>
-      </w:docPartPr>
-      <w:docPartBody>
-        <w:p>
-          <w:r>
-            <w:t>SAVE THE DATE</w:t>
-          </w:r>
-        </w:p>
-      </w:docPartBody>
-    </w:docPart>
-    <w:docPart>
-      <w:docPartPr>
-        <w:name w:val="17982340E52349E3A8B74EFF1275AE8A"/>
-        <w:category>
-          <w:name w:val="General"/>
-          <w:gallery w:val="placeholder"/>
-        </w:category>
-        <w:types>
-          <w:type w:val="bbPlcHdr"/>
-        </w:types>
-        <w:behaviors>
-          <w:behavior w:val="content"/>
-        </w:behaviors>
-        <w:guid w:val="{6657D4C4-95A8-4BEB-9267-FE95F0AD8EFE}"/>
-      </w:docPartPr>
-      <w:docPartBody>
-        <w:p>
-          <w:pPr>
-            <w:pStyle w:val="17982340E52349E3A8B74EFF1275AE8A"/>
-          </w:pPr>
-          <w:r>
-            <w:t>10.25.20XX</w:t>
-          </w:r>
-        </w:p>
-      </w:docPartBody>
-    </w:docPart>
-    <w:docPart>
-      <w:docPartPr>
-        <w:name w:val="AF56947BFF8947A2B5DE9827590B5610"/>
-        <w:category>
-          <w:name w:val="General"/>
-          <w:gallery w:val="placeholder"/>
-        </w:category>
-        <w:types>
-          <w:type w:val="bbPlcHdr"/>
-        </w:types>
-        <w:behaviors>
-          <w:behavior w:val="content"/>
-        </w:behaviors>
-        <w:guid w:val="{845E7D1A-C07E-4A26-84E2-4BDD72C1719B}"/>
-      </w:docPartPr>
-      <w:docPartBody>
-        <w:p>
-          <w:pPr>
-            <w:pStyle w:val="AF56947BFF8947A2B5DE9827590B5610"/>
-          </w:pPr>
-          <w:r>
-            <w:rPr>
-              <w:rStyle w:val="PlaceholderText"/>
-              <w:color w:val="000000" w:themeColor="text1"/>
-            </w:rPr>
-            <w:t>TIE THE KNOT</w:t>
-          </w:r>
-        </w:p>
-      </w:docPartBody>
-    </w:docPart>
-    <w:docPart>
-      <w:docPartPr>
-        <w:name w:val="6B7C246B92674320A0829F3708875672"/>
-        <w:category>
-          <w:name w:val="General"/>
-          <w:gallery w:val="placeholder"/>
-        </w:category>
-        <w:types>
-          <w:type w:val="bbPlcHdr"/>
-        </w:types>
-        <w:behaviors>
-          <w:behavior w:val="content"/>
-        </w:behaviors>
-        <w:guid w:val="{30D5C32A-8F53-4342-93D5-AAD5734AD4B6}"/>
-      </w:docPartPr>
-      <w:docPartBody>
-        <w:p>
-          <w:pPr>
-            <w:rPr>
-              <w:rStyle w:val="PlaceholderText"/>
-              <w:color w:val="767171" w:themeColor="background2" w:themeShade="80"/>
-            </w:rPr>
-          </w:pPr>
-          <w:r>
-            <w:rPr>
-              <w:rStyle w:val="PlaceholderText"/>
-              <w:color w:val="767171" w:themeColor="background2" w:themeShade="80"/>
-            </w:rPr>
-            <w:t>The pleasure of your company is requested at</w:t>
-          </w:r>
-        </w:p>
-        <w:p>
-          <w:pPr>
-            <w:pStyle w:val="6B7C246B92674320A0829F3708875672"/>
-          </w:pPr>
-          <w:r>
-            <w:rPr>
-              <w:rStyle w:val="PlaceholderText"/>
-            </w:rPr>
-            <w:t>the marriage of Kayla Lewis &amp; Jacob Hancock</w:t>
-          </w:r>
-        </w:p>
-      </w:docPartBody>
-    </w:docPart>
-    <w:docPart>
-      <w:docPartPr>
-        <w:name w:val="F52814BF2C394AB29596634C73F1D588"/>
-        <w:category>
-          <w:name w:val="General"/>
-          <w:gallery w:val="placeholder"/>
-        </w:category>
-        <w:types>
-          <w:type w:val="bbPlcHdr"/>
-        </w:types>
-        <w:behaviors>
-          <w:behavior w:val="content"/>
-        </w:behaviors>
-        <w:guid w:val="{979CF4FF-F8E5-4A53-8F9B-176302A12ED4}"/>
-      </w:docPartPr>
-      <w:docPartBody>
-        <w:p>
-          <w:r>
-            <w:t>4:30 pm in the afternoon</w:t>
-          </w:r>
-        </w:p>
-        <w:p>
-          <w:r>
-            <w:t>Cherrywood Chapel</w:t>
-          </w:r>
-        </w:p>
-        <w:p>
-          <w:r>
-            <w:t>1234 Cherry Road</w:t>
-          </w:r>
-        </w:p>
-        <w:p>
-          <w:r>
-            <w:t>Austin, Texas</w:t>
-          </w:r>
-        </w:p>
-      </w:docPartBody>
-    </w:docPart>
-    <w:docPart>
-      <w:docPartPr>
-        <w:name w:val="2B9524857A5B433E8F1482962ADCC8A7"/>
-        <w:category>
-          <w:name w:val="General"/>
-          <w:gallery w:val="placeholder"/>
-        </w:category>
-        <w:types>
-          <w:type w:val="bbPlcHdr"/>
-        </w:types>
-        <w:behaviors>
-          <w:behavior w:val="content"/>
-        </w:behaviors>
-        <w:guid w:val="{55555971-B149-45BA-B63E-BDC5B80BE76D}"/>
-      </w:docPartPr>
-      <w:docPartBody>
-        <w:p>
-          <w:r>
-            <w:t>Austin, Texas</w:t>
-          </w:r>
-        </w:p>
-      </w:docPartBody>
-    </w:docPart>
-  </w:docParts>
-</w:glossaryDocument>
-</file>
-
-<file path=word/glossary/fontTable.xml><?xml version="1.0" encoding="utf-8"?>
-<w:fonts xmlns:mc="http://schemas.openxmlformats.org/markup-compatibility/2006" xmlns:r="http://schemas.openxmlformats.org/officeDocument/2006/relationships" xmlns:w="http://schemas.openxmlformats.org/wordprocessingml/2006/main" xmlns:w14="http://schemas.microsoft.com/office/word/2010/wordml" xmlns:w15="http://schemas.microsoft.com/office/word/2012/wordml" xmlns:w16cex="http://schemas.microsoft.com/office/word/2018/wordml/cex" xmlns:w16cid="http://schemas.microsoft.com/office/word/2016/wordml/cid" xmlns:w16="http://schemas.microsoft.com/office/word/2018/wordml" xmlns:w16sdtdh="http://schemas.microsoft.com/office/word/2020/wordml/sdtdatahash" xmlns:w16se="http://schemas.microsoft.com/office/word/2015/wordml/symex" mc:Ignorable="w14 w15 w16se w16cid w16 w16cex w16sdtdh">
-  <w:font w:name="Franklin Gothic Book">
-    <w:panose1 w:val="020B0503020102020204"/>
-    <w:charset w:val="00"/>
-    <w:family w:val="swiss"/>
-    <w:pitch w:val="variable"/>
-    <w:sig w:usb0="00000287" w:usb1="00000000" w:usb2="00000000" w:usb3="00000000" w:csb0="0000009F" w:csb1="00000000"/>
-  </w:font>
-  <w:font w:name="Times New Roman">
-    <w:panose1 w:val="02020603050405020304"/>
-    <w:charset w:val="00"/>
-    <w:family w:val="roman"/>
-    <w:pitch w:val="variable"/>
-    <w:sig w:usb0="E0002EFF" w:usb1="C000785B" w:usb2="00000009" w:usb3="00000000" w:csb0="000001FF" w:csb1="00000000"/>
-  </w:font>
-  <w:font w:name="Franklin Gothic Medium Cond">
-    <w:panose1 w:val="020B0606030402020204"/>
-    <w:charset w:val="00"/>
-    <w:family w:val="swiss"/>
-    <w:pitch w:val="variable"/>
-    <w:sig w:usb0="00000287" w:usb1="00000000" w:usb2="00000000" w:usb3="00000000" w:csb0="0000009F" w:csb1="00000000"/>
-  </w:font>
-  <w:font w:name="Times New Roman (Headings CS)">
-    <w:altName w:val="Times New Roman"/>
-    <w:panose1 w:val="00000000000000000000"/>
-    <w:charset w:val="00"/>
-    <w:family w:val="roman"/>
-    <w:notTrueType/>
-    <w:pitch w:val="default"/>
-  </w:font>
-  <w:font w:name="Franklin Gothic Demi">
-    <w:panose1 w:val="020B0703020102020204"/>
-    <w:charset w:val="00"/>
-    <w:family w:val="swiss"/>
-    <w:pitch w:val="variable"/>
-    <w:sig w:usb0="00000287" w:usb1="00000000" w:usb2="00000000" w:usb3="00000000" w:csb0="0000009F" w:csb1="00000000"/>
-  </w:font>
-  <w:font w:name="Arial">
-    <w:panose1 w:val="020B0604020202020204"/>
-    <w:charset w:val="00"/>
-    <w:family w:val="swiss"/>
-    <w:pitch w:val="variable"/>
-    <w:sig w:usb0="E0002EFF" w:usb1="C000785B" w:usb2="00000009" w:usb3="00000000" w:csb0="000001FF" w:csb1="00000000"/>
-  </w:font>
-  <w:font w:name="Calibri">
-    <w:panose1 w:val="020F0502020204030204"/>
-    <w:charset w:val="00"/>
-    <w:family w:val="swiss"/>
-    <w:pitch w:val="variable"/>
-    <w:sig w:usb0="E4002EFF" w:usb1="C000247B" w:usb2="00000009" w:usb3="00000000" w:csb0="000001FF" w:csb1="00000000"/>
-  </w:font>
-  <w:font w:name="Calibri Light">
-    <w:panose1 w:val="020F0302020204030204"/>
-    <w:charset w:val="00"/>
-    <w:family w:val="swiss"/>
-    <w:pitch w:val="variable"/>
-    <w:sig w:usb0="E4002EFF" w:usb1="C000247B" w:usb2="00000009" w:usb3="00000000" w:csb0="000001FF" w:csb1="00000000"/>
-  </w:font>
-</w:fonts>
-</file>
-
-<file path=word/glossary/settings2.xml><?xml version="1.0" encoding="utf-8"?>
-<w:settings xmlns:mc="http://schemas.openxmlformats.org/markup-compatibility/2006" xmlns:o="urn:schemas-microsoft-com:office:office" xmlns:r="http://schemas.openxmlformats.org/officeDocument/2006/relationships" xmlns:m="http://schemas.openxmlformats.org/officeDocument/2006/math" xmlns:v="urn:schemas-microsoft-com:vml" xmlns:w10="urn:schemas-microsoft-com:office:word" xmlns:w="http://schemas.openxmlformats.org/wordprocessingml/2006/main" xmlns:w14="http://schemas.microsoft.com/office/word/2010/wordml" xmlns:w15="http://schemas.microsoft.com/office/word/2012/wordml" xmlns:w16cex="http://schemas.microsoft.com/office/word/2018/wordml/cex" xmlns:w16cid="http://schemas.microsoft.com/office/word/2016/wordml/cid" xmlns:w16="http://schemas.microsoft.com/office/word/2018/wordml" xmlns:w16sdtdh="http://schemas.microsoft.com/office/word/2020/wordml/sdtdatahash" xmlns:w16se="http://schemas.microsoft.com/office/word/2015/wordml/symex" xmlns:sl="http://schemas.openxmlformats.org/schemaLibrary/2006/main" mc:Ignorable="w14 w15 w16se w16cid w16 w16cex w16sdtdh">
-  <w:view w:val="normal"/>
-  <w:defaultTabStop w:val="720"/>
-  <w:characterSpacingControl w:val="doNotCompress"/>
-  <w:compat>
-    <w:useFELayout/>
-    <w:compatSetting w:name="compatibilityMode" w:uri="http://schemas.microsoft.com/office/word" w:val="15"/>
-    <w:compatSetting w:name="overrideTableStyleFontSizeAndJustification" w:uri="http://schemas.microsoft.com/office/word" w:val="1"/>
-    <w:compatSetting w:name="enableOpenTypeFeatures" w:uri="http://schemas.microsoft.com/office/word" w:val="1"/>
-    <w:compatSetting w:name="doNotFlipMirrorIndents" w:uri="http://schemas.microsoft.com/office/word" w:val="1"/>
-    <w:compatSetting w:name="differentiateMultirowTableHeaders" w:uri="http://schemas.microsoft.com/office/word" w:val="1"/>
-    <w:compatSetting w:name="useWord2013TrackBottomHyphenation" w:uri="http://schemas.microsoft.com/office/word" w:val="0"/>
-  </w:compat>
-  <w:rsids>
-    <w:rsidRoot w:val="00E73642"/>
-    <w:rsid w:val="0003214D"/>
-    <w:rsid w:val="00105BDE"/>
-    <w:rsid w:val="00131A19"/>
-    <w:rsid w:val="001C2944"/>
-    <w:rsid w:val="00217CD5"/>
-    <w:rsid w:val="00275349"/>
-    <w:rsid w:val="0029430F"/>
-    <w:rsid w:val="00364E6B"/>
-    <w:rsid w:val="003B7859"/>
-    <w:rsid w:val="00430959"/>
-    <w:rsid w:val="005D31BD"/>
-    <w:rsid w:val="007B1AA3"/>
-    <w:rsid w:val="0081070C"/>
-    <w:rsid w:val="008402FE"/>
-    <w:rsid w:val="008D21B5"/>
-    <w:rsid w:val="00992C08"/>
-    <w:rsid w:val="00B50891"/>
-    <w:rsid w:val="00CC5F4B"/>
-    <w:rsid w:val="00E73642"/>
-    <w:rsid w:val="00EA367E"/>
-    <w:rsid w:val="00EF6132"/>
-    <w:rsid w:val="00F27579"/>
-    <w:rsid w:val="00F6439B"/>
-    <w:rsid w:val="00F94C78"/>
-  </w:rsids>
-  <m:mathPr>
-    <m:mathFont m:val="Cambria Math"/>
-    <m:brkBin m:val="before"/>
-    <m:brkBinSub m:val="--"/>
-    <m:smallFrac m:val="0"/>
-    <m:dispDef/>
-    <m:lMargin m:val="0"/>
-    <m:rMargin m:val="0"/>
-    <m:defJc m:val="centerGroup"/>
-    <m:wrapIndent m:val="1440"/>
-    <m:intLim m:val="subSup"/>
-    <m:naryLim m:val="undOvr"/>
-  </m:mathPr>
-  <w:themeFontLang w:val="en-US"/>
-  <w:clrSchemeMapping w:bg1="light1" w:t1="dark1" w:bg2="light2" w:t2="dark2" w:accent1="accent1" w:accent2="accent2" w:accent3="accent3" w:accent4="accent4" w:accent5="accent5" w:accent6="accent6" w:hyperlink="hyperlink" w:followedHyperlink="followedHyperlink"/>
-  <w:decimalSymbol w:val="."/>
-  <w:listSeparator w:val=","/>
-  <w15:chartTrackingRefBased/>
-</w:settings>
-</file>
-
-<file path=word/glossary/styles.xml><?xml version="1.0" encoding="utf-8"?>
-<w:styles xmlns:mc="http://schemas.openxmlformats.org/markup-compatibility/2006" xmlns:r="http://schemas.openxmlformats.org/officeDocument/2006/relationships" xmlns:w="http://schemas.openxmlformats.org/wordprocessingml/2006/main" xmlns:w14="http://schemas.microsoft.com/office/word/2010/wordml" xmlns:w15="http://schemas.microsoft.com/office/word/2012/wordml" xmlns:w16cex="http://schemas.microsoft.com/office/word/2018/wordml/cex" xmlns:w16cid="http://schemas.microsoft.com/office/word/2016/wordml/cid" xmlns:w16="http://schemas.microsoft.com/office/word/2018/wordml" xmlns:w16sdtdh="http://schemas.microsoft.com/office/word/2020/wordml/sdtdatahash" xmlns:w16se="http://schemas.microsoft.com/office/word/2015/wordml/symex" mc:Ignorable="w14 w15 w16se w16cid w16 w16cex w16sdtdh">
-  <w:docDefaults>
-    <w:rPrDefault>
-      <w:rPr>
-        <w:rFonts w:asciiTheme="minorHAnsi" w:eastAsiaTheme="minorEastAsia" w:hAnsiTheme="minorHAnsi" w:cstheme="minorBidi"/>
-        <w:sz w:val="22"/>
-        <w:szCs w:val="22"/>
-        <w:lang w:val="en-US" w:eastAsia="en-US" w:bidi="ar-SA"/>
-      </w:rPr>
-    </w:rPrDefault>
-    <w:pPrDefault>
-      <w:pPr>
-        <w:spacing w:after="160" w:line="259" w:lineRule="auto"/>
-      </w:pPr>
-    </w:pPrDefault>
-  </w:docDefaults>
-  <w:latentStyles w:defLockedState="0" w:defUIPriority="99" w:defSemiHidden="0" w:defUnhideWhenUsed="0" w:defQFormat="0" w:count="376">
-    <w:lsdException w:name="Normal" w:uiPriority="0" w:qFormat="1"/>
-    <w:lsdException w:name="heading 1" w:uiPriority="9" w:qFormat="1"/>
-    <w:lsdException w:name="heading 2" w:semiHidden="1" w:uiPriority="9" w:unhideWhenUsed="1" w:qFormat="1"/>
-    <w:lsdException w:name="heading 3" w:semiHidden="1" w:uiPriority="9" w:unhideWhenUsed="1" w:qFormat="1"/>
-    <w:lsdException w:name="heading 4" w:semiHidden="1" w:uiPriority="9" w:unhideWhenUsed="1" w:qFormat="1"/>
-    <w:lsdException w:name="heading 5" w:semiHidden="1" w:uiPriority="9" w:unhideWhenUsed="1" w:qFormat="1"/>
-    <w:lsdException w:name="heading 6" w:semiHidden="1" w:uiPriority="9" w:unhideWhenUsed="1" w:qFormat="1"/>
-    <w:lsdException w:name="heading 7" w:semiHidden="1" w:uiPriority="9" w:unhideWhenUsed="1" w:qFormat="1"/>
-    <w:lsdException w:name="heading 8" w:semiHidden="1" w:uiPriority="9" w:unhideWhenUsed="1" w:qFormat="1"/>
-    <w:lsdException w:name="heading 9" w:semiHidden="1" w:uiPriority="9" w:unhideWhenUsed="1" w:qFormat="1"/>
-    <w:lsdException w:name="index 1" w:semiHidden="1" w:unhideWhenUsed="1"/>
-    <w:lsdException w:name="index 2" w:semiHidden="1" w:unhideWhenUsed="1"/>
-    <w:lsdException w:name="index 3" w:semiHidden="1" w:unhideWhenUsed="1"/>
-    <w:lsdException w:name="index 4" w:semiHidden="1" w:unhideWhenUsed="1"/>
-    <w:lsdException w:name="index 5" w:semiHidden="1" w:unhideWhenUsed="1"/>
-    <w:lsdException w:name="index 6" w:semiHidden="1" w:unhideWhenUsed="1"/>
-    <w:lsdException w:name="index 7" w:semiHidden="1" w:unhideWhenUsed="1"/>
-    <w:lsdException w:name="index 8" w:semiHidden="1" w:unhideWhenUsed="1"/>
-    <w:lsdException w:name="index 9" w:semiHidden="1" w:unhideWhenUsed="1"/>
-    <w:lsdException w:name="toc 1" w:semiHidden="1" w:uiPriority="39" w:unhideWhenUsed="1"/>
-    <w:lsdException w:name="toc 2" w:semiHidden="1" w:uiPriority="39" w:unhideWhenUsed="1"/>
-    <w:lsdException w:name="toc 3" w:semiHidden="1" w:uiPriority="39" w:unhideWhenUsed="1"/>
-    <w:lsdException w:name="toc 4" w:semiHidden="1" w:uiPriority="39" w:unhideWhenUsed="1"/>
-    <w:lsdException w:name="toc 5" w:semiHidden="1" w:uiPriority="39" w:unhideWhenUsed="1"/>
-    <w:lsdException w:name="toc 6" w:semiHidden="1" w:uiPriority="39" w:unhideWhenUsed="1"/>
-    <w:lsdException w:name="toc 7" w:semiHidden="1" w:uiPriority="39" w:unhideWhenUsed="1"/>
-    <w:lsdException w:name="toc 8" w:semiHidden="1" w:uiPriority="39" w:unhideWhenUsed="1"/>
-    <w:lsdException w:name="toc 9" w:semiHidden="1" w:uiPriority="39" w:unhideWhenUsed="1"/>
-    <w:lsdException w:name="Normal Indent" w:semiHidden="1" w:unhideWhenUsed="1"/>
-    <w:lsdException w:name="footnote text" w:semiHidden="1" w:unhideWhenUsed="1"/>
-    <w:lsdException w:name="annotation text" w:semiHidden="1" w:unhideWhenUsed="1"/>
-    <w:lsdException w:name="header" w:semiHidden="1" w:unhideWhenUsed="1"/>
-    <w:lsdException w:name="footer" w:semiHidden="1" w:unhideWhenUsed="1"/>
-    <w:lsdException w:name="index heading" w:semiHidden="1" w:unhideWhenUsed="1"/>
-    <w:lsdException w:name="caption" w:semiHidden="1" w:uiPriority="35" w:unhideWhenUsed="1" w:qFormat="1"/>
-    <w:lsdException w:name="table of figures" w:semiHidden="1" w:unhideWhenUsed="1"/>
-    <w:lsdException w:name="envelope address" w:semiHidden="1" w:unhideWhenUsed="1"/>
-    <w:lsdException w:name="envelope return" w:semiHidden="1" w:unhideWhenUsed="1"/>
-    <w:lsdException w:name="footnote reference" w:semiHidden="1" w:unhideWhenUsed="1"/>
-    <w:lsdException w:name="annotation reference" w:semiHidden="1" w:unhideWhenUsed="1"/>
-    <w:lsdException w:name="line number" w:semiHidden="1" w:unhideWhenUsed="1"/>
-    <w:lsdException w:name="page number" w:semiHidden="1" w:unhideWhenUsed="1"/>
-    <w:lsdException w:name="endnote reference" w:semiHidden="1" w:unhideWhenUsed="1"/>
-    <w:lsdException w:name="endnote text" w:semiHidden="1" w:unhideWhenUsed="1"/>
-    <w:lsdException w:name="table of authorities" w:semiHidden="1" w:unhideWhenUsed="1"/>
-    <w:lsdException w:name="macro" w:semiHidden="1" w:unhideWhenUsed="1"/>
-    <w:lsdException w:name="toa heading" w:semiHidden="1" w:unhideWhenUsed="1"/>
-    <w:lsdException w:name="List" w:semiHidden="1" w:unhideWhenUsed="1"/>
-    <w:lsdException w:name="List Bullet" w:semiHidden="1" w:unhideWhenUsed="1"/>
-    <w:lsdException w:name="List Number" w:semiHidden="1" w:unhideWhenUsed="1"/>
-    <w:lsdException w:name="List 2" w:semiHidden="1" w:unhideWhenUsed="1"/>
-    <w:lsdException w:name="List 3" w:semiHidden="1" w:unhideWhenUsed="1"/>
-    <w:lsdException w:name="List 4" w:semiHidden="1" w:unhideWhenUsed="1"/>
-    <w:lsdException w:name="List 5" w:semiHidden="1" w:unhideWhenUsed="1"/>
-    <w:lsdException w:name="List Bullet 2" w:semiHidden="1" w:unhideWhenUsed="1"/>
-    <w:lsdException w:name="List Bullet 3" w:semiHidden="1" w:unhideWhenUsed="1"/>
-    <w:lsdException w:name="List Bullet 4" w:semiHidden="1" w:unhideWhenUsed="1"/>
-    <w:lsdException w:name="List Bullet 5" w:semiHidden="1" w:unhideWhenUsed="1"/>
-    <w:lsdException w:name="List Number 2" w:semiHidden="1" w:unhideWhenUsed="1"/>
-    <w:lsdException w:name="List Number 3" w:semiHidden="1" w:unhideWhenUsed="1"/>
-    <w:lsdException w:name="List Number 4" w:semiHidden="1" w:unhideWhenUsed="1"/>
-    <w:lsdException w:name="List Number 5" w:semiHidden="1" w:unhideWhenUsed="1"/>
-    <w:lsdException w:name="Title" w:uiPriority="10" w:qFormat="1"/>
-    <w:lsdException w:name="Closing" w:semiHidden="1" w:unhideWhenUsed="1"/>
-    <w:lsdException w:name="Signature" w:semiHidden="1" w:unhideWhenUsed="1"/>
-    <w:lsdException w:name="Default Paragraph Font" w:semiHidden="1" w:uiPriority="1" w:unhideWhenUsed="1"/>
-    <w:lsdException w:name="Body Text" w:semiHidden="1" w:unhideWhenUsed="1"/>
-    <w:lsdException w:name="Body Text Indent" w:semiHidden="1" w:unhideWhenUsed="1"/>
-    <w:lsdException w:name="List Continue" w:semiHidden="1" w:unhideWhenUsed="1"/>
-    <w:lsdException w:name="List Continue 2" w:semiHidden="1" w:unhideWhenUsed="1"/>
-    <w:lsdException w:name="List Continue 3" w:semiHidden="1" w:unhideWhenUsed="1"/>
-    <w:lsdException w:name="List Continue 4" w:semiHidden="1" w:unhideWhenUsed="1"/>
-    <w:lsdException w:name="List Continue 5" w:semiHidden="1" w:unhideWhenUsed="1"/>
-    <w:lsdException w:name="Message Header" w:semiHidden="1" w:unhideWhenUsed="1"/>
-    <w:lsdException w:name="Subtitle" w:uiPriority="11" w:qFormat="1"/>
-    <w:lsdException w:name="Salutation" w:semiHidden="1" w:unhideWhenUsed="1"/>
-    <w:lsdException w:name="Date" w:semiHidden="1" w:unhideWhenUsed="1"/>
-    <w:lsdException w:name="Body Text First Indent" w:semiHidden="1" w:unhideWhenUsed="1"/>
-    <w:lsdException w:name="Body Text First Indent 2" w:semiHidden="1" w:unhideWhenUsed="1"/>
-    <w:lsdException w:name="Note Heading" w:semiHidden="1" w:unhideWhenUsed="1"/>
-    <w:lsdException w:name="Body Text 2" w:semiHidden="1" w:unhideWhenUsed="1"/>
-    <w:lsdException w:name="Body Text 3" w:semiHidden="1" w:unhideWhenUsed="1"/>
-    <w:lsdException w:name="Body Text Indent 2" w:semiHidden="1" w:unhideWhenUsed="1"/>
-    <w:lsdException w:name="Body Text Indent 3" w:semiHidden="1" w:unhideWhenUsed="1"/>
-    <w:lsdException w:name="Block Text" w:semiHidden="1" w:unhideWhenUsed="1"/>
-    <w:lsdException w:name="Hyperlink" w:semiHidden="1" w:unhideWhenUsed="1"/>
-    <w:lsdException w:name="FollowedHyperlink" w:semiHidden="1" w:unhideWhenUsed="1"/>
-    <w:lsdException w:name="Strong" w:uiPriority="22" w:qFormat="1"/>
-    <w:lsdException w:name="Emphasis" w:uiPriority="20" w:qFormat="1"/>
-    <w:lsdException w:name="Document Map" w:semiHidden="1" w:unhideWhenUsed="1"/>
-    <w:lsdException w:name="Plain Text" w:semiHidden="1" w:unhideWhenUsed="1"/>
-    <w:lsdException w:name="E-mail Signature" w:semiHidden="1" w:unhideWhenUsed="1"/>
-    <w:lsdException w:name="HTML Top of Form" w:semiHidden="1" w:unhideWhenUsed="1"/>
-    <w:lsdException w:name="HTML Bottom of Form" w:semiHidden="1" w:unhideWhenUsed="1"/>
-    <w:lsdException w:name="Normal (Web)" w:semiHidden="1" w:unhideWhenUsed="1"/>
-    <w:lsdException w:name="HTML Acronym" w:semiHidden="1" w:unhideWhenUsed="1"/>
-    <w:lsdException w:name="HTML Address" w:semiHidden="1" w:unhideWhenUsed="1"/>
-    <w:lsdException w:name="HTML Cite" w:semiHidden="1" w:unhideWhenUsed="1"/>
-    <w:lsdException w:name="HTML Code" w:semiHidden="1" w:unhideWhenUsed="1"/>
-    <w:lsdException w:name="HTML Definition" w:semiHidden="1" w:unhideWhenUsed="1"/>
-    <w:lsdException w:name="HTML Keyboard" w:semiHidden="1" w:unhideWhenUsed="1"/>
-    <w:lsdException w:name="HTML Preformatted" w:semiHidden="1" w:unhideWhenUsed="1"/>
-    <w:lsdException w:name="HTML Sample" w:semiHidden="1" w:unhideWhenUsed="1"/>
-    <w:lsdException w:name="HTML Typewriter" w:semiHidden="1" w:unhideWhenUsed="1"/>
-    <w:lsdException w:name="HTML Variable" w:semiHidden="1" w:unhideWhenUsed="1"/>
-    <w:lsdException w:name="Normal Table" w:semiHidden="1" w:unhideWhenUsed="1"/>
-    <w:lsdException w:name="annotation subject" w:semiHidden="1" w:unhideWhenUsed="1"/>
-    <w:lsdException w:name="No List" w:semiHidden="1" w:unhideWhenUsed="1"/>
-    <w:lsdException w:name="Outline List 1" w:semiHidden="1" w:unhideWhenUsed="1"/>
-    <w:lsdException w:name="Outline List 2" w:semiHidden="1" w:unhideWhenUsed="1"/>
-    <w:lsdException w:name="Outline List 3" w:semiHidden="1" w:unhideWhenUsed="1"/>
-    <w:lsdException w:name="Table Simple 1" w:semiHidden="1" w:unhideWhenUsed="1"/>
-    <w:lsdException w:name="Table Simple 2" w:semiHidden="1" w:unhideWhenUsed="1"/>
-    <w:lsdException w:name="Table Simple 3" w:semiHidden="1" w:unhideWhenUsed="1"/>
-    <w:lsdException w:name="Table Classic 1" w:semiHidden="1" w:unhideWhenUsed="1"/>
-    <w:lsdException w:name="Table Classic 2" w:semiHidden="1" w:unhideWhenUsed="1"/>
-    <w:lsdException w:name="Table Classic 3" w:semiHidden="1" w:unhideWhenUsed="1"/>
-    <w:lsdException w:name="Table Classic 4" w:semiHidden="1" w:unhideWhenUsed="1"/>
-    <w:lsdException w:name="Table Colorful 1" w:semiHidden="1" w:unhideWhenUsed="1"/>
-    <w:lsdException w:name="Table Colorful 2" w:semiHidden="1" w:unhideWhenUsed="1"/>
-    <w:lsdException w:name="Table Colorful 3" w:semiHidden="1" w:unhideWhenUsed="1"/>
-    <w:lsdException w:name="Table Columns 1" w:semiHidden="1" w:unhideWhenUsed="1"/>
-    <w:lsdException w:name="Table Columns 2" w:semiHidden="1" w:unhideWhenUsed="1"/>
-    <w:lsdException w:name="Table Columns 3" w:semiHidden="1" w:unhideWhenUsed="1"/>
-    <w:lsdException w:name="Table Columns 4" w:semiHidden="1" w:unhideWhenUsed="1"/>
-    <w:lsdException w:name="Table Columns 5" w:semiHidden="1" w:unhideWhenUsed="1"/>
-    <w:lsdException w:name="Table Grid 1" w:semiHidden="1" w:unhideWhenUsed="1"/>
-    <w:lsdException w:name="Table Grid 2" w:semiHidden="1" w:unhideWhenUsed="1"/>
-    <w:lsdException w:name="Table Grid 3" w:semiHidden="1" w:unhideWhenUsed="1"/>
-    <w:lsdException w:name="Table Grid 4" w:semiHidden="1" w:unhideWhenUsed="1"/>
-    <w:lsdException w:name="Table Grid 5" w:semiHidden="1" w:unhideWhenUsed="1"/>
-    <w:lsdException w:name="Table Grid 6" w:semiHidden="1" w:unhideWhenUsed="1"/>
-    <w:lsdException w:name="Table Grid 7" w:semiHidden="1" w:unhideWhenUsed="1"/>
-    <w:lsdException w:name="Table Grid 8" w:semiHidden="1" w:unhideWhenUsed="1"/>
-    <w:lsdException w:name="Table List 1" w:semiHidden="1" w:unhideWhenUsed="1"/>
-    <w:lsdException w:name="Table List 2" w:semiHidden="1" w:unhideWhenUsed="1"/>
-    <w:lsdException w:name="Table List 3" w:semiHidden="1" w:unhideWhenUsed="1"/>
-    <w:lsdException w:name="Table List 4" w:semiHidden="1" w:unhideWhenUsed="1"/>
-    <w:lsdException w:name="Table List 5" w:semiHidden="1" w:unhideWhenUsed="1"/>
-    <w:lsdException w:name="Table List 6" w:semiHidden="1" w:unhideWhenUsed="1"/>
-    <w:lsdException w:name="Table List 7" w:semiHidden="1" w:unhideWhenUsed="1"/>
-    <w:lsdException w:name="Table List 8" w:semiHidden="1" w:unhideWhenUsed="1"/>
-    <w:lsdException w:name="Table 3D effects 1" w:semiHidden="1" w:unhideWhenUsed="1"/>
-    <w:lsdException w:name="Table 3D effects 2" w:semiHidden="1" w:unhideWhenUsed="1"/>
-    <w:lsdException w:name="Table 3D effects 3" w:semiHidden="1" w:unhideWhenUsed="1"/>
-    <w:lsdException w:name="Table Contemporary" w:semiHidden="1" w:unhideWhenUsed="1"/>
-    <w:lsdException w:name="Table Elegant" w:semiHidden="1" w:unhideWhenUsed="1"/>
-    <w:lsdException w:name="Table Professional" w:semiHidden="1" w:unhideWhenUsed="1"/>
-    <w:lsdException w:name="Table Subtle 1" w:semiHidden="1" w:unhideWhenUsed="1"/>
-    <w:lsdException w:name="Table Subtle 2" w:semiHidden="1" w:unhideWhenUsed="1"/>
-    <w:lsdException w:name="Table Web 1" w:semiHidden="1" w:unhideWhenUsed="1"/>
-    <w:lsdException w:name="Table Web 2" w:semiHidden="1" w:unhideWhenUsed="1"/>
-    <w:lsdException w:name="Table Web 3" w:semiHidden="1" w:unhideWhenUsed="1"/>
-    <w:lsdException w:name="Balloon Text" w:semiHidden="1" w:unhideWhenUsed="1"/>
-    <w:lsdException w:name="Table Grid" w:uiPriority="39"/>
-    <w:lsdException w:name="Table Theme" w:semiHidden="1" w:unhideWhenUsed="1"/>
-    <w:lsdException w:name="Placeholder Text" w:semiHidden="1"/>
-    <w:lsdException w:name="No Spacing" w:uiPriority="1" w:qFormat="1"/>
-    <w:lsdException w:name="Light Shading" w:uiPriority="60"/>
-    <w:lsdException w:name="Light List" w:uiPriority="61"/>
-    <w:lsdException w:name="Light Grid" w:uiPriority="62"/>
-    <w:lsdException w:name="Medium Shading 1" w:uiPriority="63"/>
-    <w:lsdException w:name="Medium Shading 2" w:uiPriority="64"/>
-    <w:lsdException w:name="Medium List 1" w:uiPriority="65"/>
-    <w:lsdException w:name="Medium List 2" w:uiPriority="66"/>
-    <w:lsdException w:name="Medium Grid 1" w:uiPriority="67"/>
-    <w:lsdException w:name="Medium Grid 2" w:uiPriority="68"/>
-    <w:lsdException w:name="Medium Grid 3" w:uiPriority="69"/>
-    <w:lsdException w:name="Dark List" w:uiPriority="70"/>
-    <w:lsdException w:name="Colorful Shading" w:uiPriority="71"/>
-    <w:lsdException w:name="Colorful List" w:uiPriority="72"/>
-    <w:lsdException w:name="Colorful Grid" w:uiPriority="73"/>
-    <w:lsdException w:name="Light Shading Accent 1" w:uiPriority="60"/>
-    <w:lsdException w:name="Light List Accent 1" w:uiPriority="61"/>
-    <w:lsdException w:name="Light Grid Accent 1" w:uiPriority="62"/>
-    <w:lsdException w:name="Medium Shading 1 Accent 1" w:uiPriority="63"/>
-    <w:lsdException w:name="Medium Shading 2 Accent 1" w:uiPriority="64"/>
-    <w:lsdException w:name="Medium List 1 Accent 1" w:uiPriority="65"/>
-    <w:lsdException w:name="Revision" w:semiHidden="1"/>
-    <w:lsdException w:name="List Paragraph" w:uiPriority="34" w:qFormat="1"/>
-    <w:lsdException w:name="Quote" w:uiPriority="29" w:qFormat="1"/>
-    <w:lsdException w:name="Intense Quote" w:uiPriority="30" w:qFormat="1"/>
-    <w:lsdException w:name="Medium List 2 Accent 1" w:uiPriority="66"/>
-    <w:lsdException w:name="Medium Grid 1 Accent 1" w:uiPriority="67"/>
-    <w:lsdException w:name="Medium Grid 2 Accent 1" w:uiPriority="68"/>
-    <w:lsdException w:name="Medium Grid 3 Accent 1" w:uiPriority="69"/>
-    <w:lsdException w:name="Dark List Accent 1" w:uiPriority="70"/>
-    <w:lsdException w:name="Colorful Shading Accent 1" w:uiPriority="71"/>
-    <w:lsdException w:name="Colorful List Accent 1" w:uiPriority="72"/>
-    <w:lsdException w:name="Colorful Grid Accent 1" w:uiPriority="73"/>
-    <w:lsdException w:name="Light Shading Accent 2" w:uiPriority="60"/>
-    <w:lsdException w:name="Light List Accent 2" w:uiPriority="61"/>
-    <w:lsdException w:name="Light Grid Accent 2" w:uiPriority="62"/>
-    <w:lsdException w:name="Medium Shading 1 Accent 2" w:uiPriority="63"/>
-    <w:lsdException w:name="Medium Shading 2 Accent 2" w:uiPriority="64"/>
-    <w:lsdException w:name="Medium List 1 Accent 2" w:uiPriority="65"/>
-    <w:lsdException w:name="Medium List 2 Accent 2" w:uiPriority="66"/>
-    <w:lsdException w:name="Medium Grid 1 Accent 2" w:uiPriority="67"/>
-    <w:lsdException w:name="Medium Grid 2 Accent 2" w:uiPriority="68"/>
-    <w:lsdException w:name="Medium Grid 3 Accent 2" w:uiPriority="69"/>
-    <w:lsdException w:name="Dark List Accent 2" w:uiPriority="70"/>
-    <w:lsdException w:name="Colorful Shading Accent 2" w:uiPriority="71"/>
-    <w:lsdException w:name="Colorful List Accent 2" w:uiPriority="72"/>
-    <w:lsdException w:name="Colorful Grid Accent 2" w:uiPriority="73"/>
-    <w:lsdException w:name="Light Shading Accent 3" w:uiPriority="60"/>
-    <w:lsdException w:name="Light List Accent 3" w:uiPriority="61"/>
-    <w:lsdException w:name="Light Grid Accent 3" w:uiPriority="62"/>
-    <w:lsdException w:name="Medium Shading 1 Accent 3" w:uiPriority="63"/>
-    <w:lsdException w:name="Medium Shading 2 Accent 3" w:uiPriority="64"/>
-    <w:lsdException w:name="Medium List 1 Accent 3" w:uiPriority="65"/>
-    <w:lsdException w:name="Medium List 2 Accent 3" w:uiPriority="66"/>
-    <w:lsdException w:name="Medium Grid 1 Accent 3" w:uiPriority="67"/>
-    <w:lsdException w:name="Medium Grid 2 Accent 3" w:uiPriority="68"/>
-    <w:lsdException w:name="Medium Grid 3 Accent 3" w:uiPriority="69"/>
-    <w:lsdException w:name="Dark List Accent 3" w:uiPriority="70"/>
-    <w:lsdException w:name="Colorful Shading Accent 3" w:uiPriority="71"/>
-    <w:lsdException w:name="Colorful List Accent 3" w:uiPriority="72"/>
-    <w:lsdException w:name="Colorful Grid Accent 3" w:uiPriority="73"/>
-    <w:lsdException w:name="Light Shading Accent 4" w:uiPriority="60"/>
-    <w:lsdException w:name="Light List Accent 4" w:uiPriority="61"/>
-    <w:lsdException w:name="Light Grid Accent 4" w:uiPriority="62"/>
-    <w:lsdException w:name="Medium Shading 1 Accent 4" w:uiPriority="63"/>
-    <w:lsdException w:name="Medium Shading 2 Accent 4" w:uiPriority="64"/>
-    <w:lsdException w:name="Medium List 1 Accent 4" w:uiPriority="65"/>
-    <w:lsdException w:name="Medium List 2 Accent 4" w:uiPriority="66"/>
-    <w:lsdException w:name="Medium Grid 1 Accent 4" w:uiPriority="67"/>
-    <w:lsdException w:name="Medium Grid 2 Accent 4" w:uiPriority="68"/>
-    <w:lsdException w:name="Medium Grid 3 Accent 4" w:uiPriority="69"/>
-    <w:lsdException w:name="Dark List Accent 4" w:uiPriority="70"/>
-    <w:lsdException w:name="Colorful Shading Accent 4" w:uiPriority="71"/>
-    <w:lsdException w:name="Colorful List Accent 4" w:uiPriority="72"/>
-    <w:lsdException w:name="Colorful Grid Accent 4" w:uiPriority="73"/>
-    <w:lsdException w:name="Light Shading Accent 5" w:uiPriority="60"/>
-    <w:lsdException w:name="Light List Accent 5" w:uiPriority="61"/>
-    <w:lsdException w:name="Light Grid Accent 5" w:uiPriority="62"/>
-    <w:lsdException w:name="Medium Shading 1 Accent 5" w:uiPriority="63"/>
-    <w:lsdException w:name="Medium Shading 2 Accent 5" w:uiPriority="64"/>
-    <w:lsdException w:name="Medium List 1 Accent 5" w:uiPriority="65"/>
-    <w:lsdException w:name="Medium List 2 Accent 5" w:uiPriority="66"/>
-    <w:lsdException w:name="Medium Grid 1 Accent 5" w:uiPriority="67"/>
-    <w:lsdException w:name="Medium Grid 2 Accent 5" w:uiPriority="68"/>
-    <w:lsdException w:name="Medium Grid 3 Accent 5" w:uiPriority="69"/>
-    <w:lsdException w:name="Dark List Accent 5" w:uiPriority="70"/>
-    <w:lsdException w:name="Colorful Shading Accent 5" w:uiPriority="71"/>
-    <w:lsdException w:name="Colorful List Accent 5" w:uiPriority="72"/>
-    <w:lsdException w:name="Colorful Grid Accent 5" w:uiPriority="73"/>
-    <w:lsdException w:name="Light Shading Accent 6" w:uiPriority="60"/>
-    <w:lsdException w:name="Light List Accent 6" w:uiPriority="61"/>
-    <w:lsdException w:name="Light Grid Accent 6" w:uiPriority="62"/>
-    <w:lsdException w:name="Medium Shading 1 Accent 6" w:uiPriority="63"/>
-    <w:lsdException w:name="Medium Shading 2 Accent 6" w:uiPriority="64"/>
-    <w:lsdException w:name="Medium List 1 Accent 6" w:uiPriority="65"/>
-    <w:lsdException w:name="Medium List 2 Accent 6" w:uiPriority="66"/>
-    <w:lsdException w:name="Medium Grid 1 Accent 6" w:uiPriority="67"/>
-    <w:lsdException w:name="Medium Grid 2 Accent 6" w:uiPriority="68"/>
-    <w:lsdException w:name="Medium Grid 3 Accent 6" w:uiPriority="69"/>
-    <w:lsdException w:name="Dark List Accent 6" w:uiPriority="70"/>
-    <w:lsdException w:name="Colorful Shading Accent 6" w:uiPriority="71"/>
-    <w:lsdException w:name="Colorful List Accent 6" w:uiPriority="72"/>
-    <w:lsdException w:name="Colorful Grid Accent 6" w:uiPriority="73"/>
-    <w:lsdException w:name="Subtle Emphasis" w:uiPriority="19" w:qFormat="1"/>
-    <w:lsdException w:name="Intense Emphasis" w:uiPriority="21" w:qFormat="1"/>
-    <w:lsdException w:name="Subtle Reference" w:uiPriority="31" w:qFormat="1"/>
-    <w:lsdException w:name="Intense Reference" w:uiPriority="32" w:qFormat="1"/>
-    <w:lsdException w:name="Book Title" w:uiPriority="33" w:qFormat="1"/>
-    <w:lsdException w:name="Bibliography" w:semiHidden="1" w:uiPriority="37" w:unhideWhenUsed="1"/>
-    <w:lsdException w:name="TOC Heading" w:semiHidden="1" w:uiPriority="39" w:unhideWhenUsed="1" w:qFormat="1"/>
-    <w:lsdException w:name="Plain Table 1" w:uiPriority="41"/>
-    <w:lsdException w:name="Plain Table 2" w:uiPriority="42"/>
-    <w:lsdException w:name="Plain Table 3" w:uiPriority="43"/>
-    <w:lsdException w:name="Plain Table 4" w:uiPriority="44"/>
-    <w:lsdException w:name="Plain Table 5" w:uiPriority="45"/>
-    <w:lsdException w:name="Grid Table Light" w:uiPriority="40"/>
-    <w:lsdException w:name="Grid Table 1 Light" w:uiPriority="46"/>
-    <w:lsdException w:name="Grid Table 2" w:uiPriority="47"/>
-    <w:lsdException w:name="Grid Table 3" w:uiPriority="48"/>
-    <w:lsdException w:name="Grid Table 4" w:uiPriority="49"/>
-    <w:lsdException w:name="Grid Table 5 Dark" w:uiPriority="50"/>
-    <w:lsdException w:name="Grid Table 6 Colorful" w:uiPriority="51"/>
-    <w:lsdException w:name="Grid Table 7 Colorful" w:uiPriority="52"/>
-    <w:lsdException w:name="Grid Table 1 Light Accent 1" w:uiPriority="46"/>
-    <w:lsdException w:name="Grid Table 2 Accent 1" w:uiPriority="47"/>
-    <w:lsdException w:name="Grid Table 3 Accent 1" w:uiPriority="48"/>
-    <w:lsdException w:name="Grid Table 4 Accent 1" w:uiPriority="49"/>
-    <w:lsdException w:name="Grid Table 5 Dark Accent 1" w:uiPriority="50"/>
-    <w:lsdException w:name="Grid Table 6 Colorful Accent 1" w:uiPriority="51"/>
-    <w:lsdException w:name="Grid Table 7 Colorful Accent 1" w:uiPriority="52"/>
-    <w:lsdException w:name="Grid Table 1 Light Accent 2" w:uiPriority="46"/>
-    <w:lsdException w:name="Grid Table 2 Accent 2" w:uiPriority="47"/>
-    <w:lsdException w:name="Grid Table 3 Accent 2" w:uiPriority="48"/>
-    <w:lsdException w:name="Grid Table 4 Accent 2" w:uiPriority="49"/>
-    <w:lsdException w:name="Grid Table 5 Dark Accent 2" w:uiPriority="50"/>
-    <w:lsdException w:name="Grid Table 6 Colorful Accent 2" w:uiPriority="51"/>
-    <w:lsdException w:name="Grid Table 7 Colorful Accent 2" w:uiPriority="52"/>
-    <w:lsdException w:name="Grid Table 1 Light Accent 3" w:uiPriority="46"/>
-    <w:lsdException w:name="Grid Table 2 Accent 3" w:uiPriority="47"/>
-    <w:lsdException w:name="Grid Table 3 Accent 3" w:uiPriority="48"/>
-    <w:lsdException w:name="Grid Table 4 Accent 3" w:uiPriority="49"/>
-    <w:lsdException w:name="Grid Table 5 Dark Accent 3" w:uiPriority="50"/>
-    <w:lsdException w:name="Grid Table 6 Colorful Accent 3" w:uiPriority="51"/>
-    <w:lsdException w:name="Grid Table 7 Colorful Accent 3" w:uiPriority="52"/>
-    <w:lsdException w:name="Grid Table 1 Light Accent 4" w:uiPriority="46"/>
-    <w:lsdException w:name="Grid Table 2 Accent 4" w:uiPriority="47"/>
-    <w:lsdException w:name="Grid Table 3 Accent 4" w:uiPriority="48"/>
-    <w:lsdException w:name="Grid Table 4 Accent 4" w:uiPriority="49"/>
-    <w:lsdException w:name="Grid Table 5 Dark Accent 4" w:uiPriority="50"/>
-    <w:lsdException w:name="Grid Table 6 Colorful Accent 4" w:uiPriority="51"/>
-    <w:lsdException w:name="Grid Table 7 Colorful Accent 4" w:uiPriority="52"/>
-    <w:lsdException w:name="Grid Table 1 Light Accent 5" w:uiPriority="46"/>
-    <w:lsdException w:name="Grid Table 2 Accent 5" w:uiPriority="47"/>
-    <w:lsdException w:name="Grid Table 3 Accent 5" w:uiPriority="48"/>
-    <w:lsdException w:name="Grid Table 4 Accent 5" w:uiPriority="49"/>
-    <w:lsdException w:name="Grid Table 5 Dark Accent 5" w:uiPriority="50"/>
-    <w:lsdException w:name="Grid Table 6 Colorful Accent 5" w:uiPriority="51"/>
-    <w:lsdException w:name="Grid Table 7 Colorful Accent 5" w:uiPriority="52"/>
-    <w:lsdException w:name="Grid Table 1 Light Accent 6" w:uiPriority="46"/>
-    <w:lsdException w:name="Grid Table 2 Accent 6" w:uiPriority="47"/>
-    <w:lsdException w:name="Grid Table 3 Accent 6" w:uiPriority="48"/>
-    <w:lsdException w:name="Grid Table 4 Accent 6" w:uiPriority="49"/>
-    <w:lsdException w:name="Grid Table 5 Dark Accent 6" w:uiPriority="50"/>
-    <w:lsdException w:name="Grid Table 6 Colorful Accent 6" w:uiPriority="51"/>
-    <w:lsdException w:name="Grid Table 7 Colorful Accent 6" w:uiPriority="52"/>
-    <w:lsdException w:name="List Table 1 Light" w:uiPriority="46"/>
-    <w:lsdException w:name="List Table 2" w:uiPriority="47"/>
-    <w:lsdException w:name="List Table 3" w:uiPriority="48"/>
-    <w:lsdException w:name="List Table 4" w:uiPriority="49"/>
-    <w:lsdException w:name="List Table 5 Dark" w:uiPriority="50"/>
-    <w:lsdException w:name="List Table 6 Colorful" w:uiPriority="51"/>
-    <w:lsdException w:name="List Table 7 Colorful" w:uiPriority="52"/>
-    <w:lsdException w:name="List Table 1 Light Accent 1" w:uiPriority="46"/>
-    <w:lsdException w:name="List Table 2 Accent 1" w:uiPriority="47"/>
-    <w:lsdException w:name="List Table 3 Accent 1" w:uiPriority="48"/>
-    <w:lsdException w:name="List Table 4 Accent 1" w:uiPriority="49"/>
-    <w:lsdException w:name="List Table 5 Dark Accent 1" w:uiPriority="50"/>
-    <w:lsdException w:name="List Table 6 Colorful Accent 1" w:uiPriority="51"/>
-    <w:lsdException w:name="List Table 7 Colorful Accent 1" w:uiPriority="52"/>
-    <w:lsdException w:name="List Table 1 Light Accent 2" w:uiPriority="46"/>
-    <w:lsdException w:name="List Table 2 Accent 2" w:uiPriority="47"/>
-    <w:lsdException w:name="List Table 3 Accent 2" w:uiPriority="48"/>
-    <w:lsdException w:name="List Table 4 Accent 2" w:uiPriority="49"/>
-    <w:lsdException w:name="List Table 5 Dark Accent 2" w:uiPriority="50"/>
-    <w:lsdException w:name="List Table 6 Colorful Accent 2" w:uiPriority="51"/>
-    <w:lsdException w:name="List Table 7 Colorful Accent 2" w:uiPriority="52"/>
-    <w:lsdException w:name="List Table 1 Light Accent 3" w:uiPriority="46"/>
-    <w:lsdException w:name="List Table 2 Accent 3" w:uiPriority="47"/>
-    <w:lsdException w:name="List Table 3 Accent 3" w:uiPriority="48"/>
-    <w:lsdException w:name="List Table 4 Accent 3" w:uiPriority="49"/>
-    <w:lsdException w:name="List Table 5 Dark Accent 3" w:uiPriority="50"/>
-    <w:lsdException w:name="List Table 6 Colorful Accent 3" w:uiPriority="51"/>
-    <w:lsdException w:name="List Table 7 Colorful Accent 3" w:uiPriority="52"/>
-    <w:lsdException w:name="List Table 1 Light Accent 4" w:uiPriority="46"/>
-    <w:lsdException w:name="List Table 2 Accent 4" w:uiPriority="47"/>
-    <w:lsdException w:name="List Table 3 Accent 4" w:uiPriority="48"/>
-    <w:lsdException w:name="List Table 4 Accent 4" w:uiPriority="49"/>
-    <w:lsdException w:name="List Table 5 Dark Accent 4" w:uiPriority="50"/>
-    <w:lsdException w:name="List Table 6 Colorful Accent 4" w:uiPriority="51"/>
-    <w:lsdException w:name="List Table 7 Colorful Accent 4" w:uiPriority="52"/>
-    <w:lsdException w:name="List Table 1 Light Accent 5" w:uiPriority="46"/>
-    <w:lsdException w:name="List Table 2 Accent 5" w:uiPriority="47"/>
-    <w:lsdException w:name="List Table 3 Accent 5" w:uiPriority="48"/>
-    <w:lsdException w:name="List Table 4 Accent 5" w:uiPriority="49"/>
-    <w:lsdException w:name="List Table 5 Dark Accent 5" w:uiPriority="50"/>
-    <w:lsdException w:name="List Table 6 Colorful Accent 5" w:uiPriority="51"/>
-    <w:lsdException w:name="List Table 7 Colorful Accent 5" w:uiPriority="52"/>
-    <w:lsdException w:name="List Table 1 Light Accent 6" w:uiPriority="46"/>
-    <w:lsdException w:name="List Table 2 Accent 6" w:uiPriority="47"/>
-    <w:lsdException w:name="List Table 3 Accent 6" w:uiPriority="48"/>
-    <w:lsdException w:name="List Table 4 Accent 6" w:uiPriority="49"/>
-    <w:lsdException w:name="List Table 5 Dark Accent 6" w:uiPriority="50"/>
-    <w:lsdException w:name="List Table 6 Colorful Accent 6" w:uiPriority="51"/>
-    <w:lsdException w:name="List Table 7 Colorful Accent 6" w:uiPriority="52"/>
-    <w:lsdException w:name="Mention" w:semiHidden="1" w:unhideWhenUsed="1"/>
-    <w:lsdException w:name="Smart Hyperlink" w:semiHidden="1" w:unhideWhenUsed="1"/>
-    <w:lsdException w:name="Hashtag" w:semiHidden="1" w:unhideWhenUsed="1"/>
-    <w:lsdException w:name="Unresolved Mention" w:semiHidden="1" w:unhideWhenUsed="1"/>
-    <w:lsdException w:name="Smart Link" w:semiHidden="1" w:unhideWhenUsed="1"/>
-  </w:latentStyles>
-  <w:style w:type="paragraph" w:default="1" w:styleId="Normal">
-    <w:name w:val="Normal"/>
-    <w:qFormat/>
-  </w:style>
-  <w:style w:type="character" w:default="1" w:styleId="DefaultParagraphFont">
-    <w:name w:val="Default Paragraph Font"/>
-    <w:uiPriority w:val="1"/>
-    <w:semiHidden/>
-    <w:unhideWhenUsed/>
-  </w:style>
-  <w:style w:type="table" w:default="1" w:styleId="TableNormal">
-    <w:name w:val="Normal Table"/>
-    <w:uiPriority w:val="99"/>
-    <w:semiHidden/>
-    <w:unhideWhenUsed/>
-    <w:tblPr>
-      <w:tblInd w:w="0" w:type="dxa"/>
-      <w:tblCellMar>
-        <w:top w:w="0" w:type="dxa"/>
-        <w:left w:w="108" w:type="dxa"/>
-        <w:bottom w:w="0" w:type="dxa"/>
-        <w:right w:w="108" w:type="dxa"/>
-      </w:tblCellMar>
-    </w:tblPr>
-  </w:style>
-  <w:style w:type="numbering" w:default="1" w:styleId="NoList">
-    <w:name w:val="No List"/>
-    <w:uiPriority w:val="99"/>
-    <w:semiHidden/>
-    <w:unhideWhenUsed/>
-  </w:style>
-  <w:style w:type="character" w:styleId="Emphasis">
-    <w:name w:val="Emphasis"/>
-    <w:basedOn w:val="DefaultParagraphFont"/>
-    <w:uiPriority w:val="20"/>
-    <w:qFormat/>
-    <w:rPr>
-      <w:i/>
-      <w:iCs/>
-    </w:rPr>
-  </w:style>
-  <w:style w:type="character" w:styleId="PlaceholderText">
-    <w:name w:val="Placeholder Text"/>
-    <w:basedOn w:val="DefaultParagraphFont"/>
-    <w:uiPriority w:val="99"/>
-    <w:semiHidden/>
-    <w:rsid w:val="00EA367E"/>
-    <w:rPr>
-      <w:color w:val="808080"/>
-    </w:rPr>
-  </w:style>
-  <w:style w:type="paragraph" w:customStyle="1" w:styleId="3BCDFA87843042CF839E80874E45646E">
-    <w:name w:val="3BCDFA87843042CF839E80874E45646E"/>
-    <w:rsid w:val="00105BDE"/>
-  </w:style>
-  <w:style w:type="paragraph" w:customStyle="1" w:styleId="73A410137EAE41C7882D43D1FD61B2C6">
-    <w:name w:val="73A410137EAE41C7882D43D1FD61B2C6"/>
-    <w:rsid w:val="00105BDE"/>
-  </w:style>
-  <w:style w:type="paragraph" w:customStyle="1" w:styleId="9315DD057778406A8356012218C2AADA">
-    <w:name w:val="9315DD057778406A8356012218C2AADA"/>
-    <w:rsid w:val="00105BDE"/>
-  </w:style>
-  <w:style w:type="paragraph" w:customStyle="1" w:styleId="C35C96669EC4412D98598CC386BA9FBE">
-    <w:name w:val="C35C96669EC4412D98598CC386BA9FBE"/>
-    <w:rsid w:val="00105BDE"/>
-  </w:style>
-  <w:style w:type="paragraph" w:customStyle="1" w:styleId="9D87E1225910409CB9E4A5C2BF53F43A">
-    <w:name w:val="9D87E1225910409CB9E4A5C2BF53F43A"/>
-    <w:rsid w:val="00105BDE"/>
-  </w:style>
-  <w:style w:type="paragraph" w:customStyle="1" w:styleId="3C99AF65B4714B81B1D77879D8E51E54">
-    <w:name w:val="3C99AF65B4714B81B1D77879D8E51E54"/>
-    <w:rsid w:val="00105BDE"/>
-  </w:style>
-  <w:style w:type="paragraph" w:customStyle="1" w:styleId="1B8DE968FEA9487AA4B834B2FAEE97B5">
-    <w:name w:val="1B8DE968FEA9487AA4B834B2FAEE97B5"/>
-    <w:rsid w:val="00105BDE"/>
-  </w:style>
-  <w:style w:type="paragraph" w:customStyle="1" w:styleId="87B544DB57F540CDA4055F2DFF28F314">
-    <w:name w:val="87B544DB57F540CDA4055F2DFF28F314"/>
-    <w:rsid w:val="00105BDE"/>
-  </w:style>
-  <w:style w:type="paragraph" w:customStyle="1" w:styleId="55C1EAFA50CB437E9422D8C98EAF3A5B">
-    <w:name w:val="55C1EAFA50CB437E9422D8C98EAF3A5B"/>
-    <w:rsid w:val="00105BDE"/>
-  </w:style>
-  <w:style w:type="paragraph" w:customStyle="1" w:styleId="090E1B72DF0D48ADB19226CB066A3109">
-    <w:name w:val="090E1B72DF0D48ADB19226CB066A3109"/>
-    <w:rsid w:val="00105BDE"/>
-  </w:style>
-  <w:style w:type="paragraph" w:customStyle="1" w:styleId="1372123D76F74AF086836D4FFC1D514D">
-    <w:name w:val="1372123D76F74AF086836D4FFC1D514D"/>
-    <w:rsid w:val="00105BDE"/>
-  </w:style>
-  <w:style w:type="paragraph" w:customStyle="1" w:styleId="876E34B3B0BF4CB4B44FFB2EABBD0ED3">
-    <w:name w:val="876E34B3B0BF4CB4B44FFB2EABBD0ED3"/>
-    <w:rsid w:val="00105BDE"/>
-  </w:style>
-  <w:style w:type="paragraph" w:customStyle="1" w:styleId="GreyCapsHeading">
-    <w:name w:val="Grey Caps Heading"/>
-    <w:basedOn w:val="Normal"/>
-    <w:uiPriority w:val="8"/>
-    <w:qFormat/>
-    <w:rsid w:val="00EA367E"/>
-    <w:pPr>
-      <w:spacing w:after="0" w:line="240" w:lineRule="auto"/>
-      <w:jc w:val="center"/>
-    </w:pPr>
-    <w:rPr>
-      <w:rFonts w:ascii="Franklin Gothic Demi" w:eastAsiaTheme="minorHAnsi" w:hAnsi="Franklin Gothic Demi"/>
-      <w:caps/>
-      <w:color w:val="767171" w:themeColor="background2" w:themeShade="80"/>
-      <w:sz w:val="70"/>
-      <w:szCs w:val="70"/>
-    </w:rPr>
-  </w:style>
-  <w:style w:type="paragraph" w:customStyle="1" w:styleId="354856D00B594DE2918E3BD2C8B3200A">
-    <w:name w:val="354856D00B594DE2918E3BD2C8B3200A"/>
-    <w:rsid w:val="00105BDE"/>
-    <w:pPr>
-      <w:spacing w:after="0" w:line="240" w:lineRule="auto"/>
-      <w:jc w:val="center"/>
-    </w:pPr>
-    <w:rPr>
-      <w:rFonts w:eastAsiaTheme="minorHAnsi"/>
-      <w:color w:val="000000" w:themeColor="text1"/>
-      <w:sz w:val="24"/>
-      <w:szCs w:val="24"/>
-    </w:rPr>
-  </w:style>
-  <w:style w:type="paragraph" w:customStyle="1" w:styleId="17982340E52349E3A8B74EFF1275AE8A">
-    <w:name w:val="17982340E52349E3A8B74EFF1275AE8A"/>
-    <w:rsid w:val="00105BDE"/>
-  </w:style>
-  <w:style w:type="paragraph" w:customStyle="1" w:styleId="73F8A15D4A0C4C189CAD3D855B09801C20">
-    <w:name w:val="73F8A15D4A0C4C189CAD3D855B09801C20"/>
-    <w:rsid w:val="005D31BD"/>
-    <w:pPr>
-      <w:spacing w:after="0" w:line="240" w:lineRule="auto"/>
-      <w:jc w:val="center"/>
-    </w:pPr>
-    <w:rPr>
-      <w:rFonts w:eastAsiaTheme="minorHAnsi"/>
-      <w:color w:val="000000" w:themeColor="text1"/>
-      <w:sz w:val="24"/>
-      <w:szCs w:val="24"/>
-    </w:rPr>
-  </w:style>
-  <w:style w:type="paragraph" w:customStyle="1" w:styleId="026896F562FC4E97B3AF7828EE771F9320">
-    <w:name w:val="026896F562FC4E97B3AF7828EE771F9320"/>
-    <w:rsid w:val="005D31BD"/>
-    <w:pPr>
-      <w:spacing w:after="0" w:line="240" w:lineRule="auto"/>
-      <w:jc w:val="center"/>
-    </w:pPr>
-    <w:rPr>
-      <w:rFonts w:eastAsiaTheme="minorHAnsi"/>
-      <w:color w:val="000000" w:themeColor="text1"/>
-      <w:sz w:val="24"/>
-      <w:szCs w:val="24"/>
-    </w:rPr>
-  </w:style>
-  <w:style w:type="paragraph" w:customStyle="1" w:styleId="AF56947BFF8947A2B5DE9827590B5610">
-    <w:name w:val="AF56947BFF8947A2B5DE9827590B5610"/>
-    <w:rsid w:val="00EA367E"/>
-    <w:pPr>
-      <w:spacing w:after="0" w:line="240" w:lineRule="auto"/>
-      <w:jc w:val="center"/>
-    </w:pPr>
-    <w:rPr>
-      <w:rFonts w:ascii="Franklin Gothic Demi" w:eastAsiaTheme="minorHAnsi" w:hAnsi="Franklin Gothic Demi"/>
-      <w:caps/>
-      <w:color w:val="767171" w:themeColor="background2" w:themeShade="80"/>
-      <w:sz w:val="70"/>
-      <w:szCs w:val="70"/>
-    </w:rPr>
-  </w:style>
-  <w:style w:type="paragraph" w:customStyle="1" w:styleId="6B7C246B92674320A0829F3708875672">
-    <w:name w:val="6B7C246B92674320A0829F3708875672"/>
-    <w:rsid w:val="00EA367E"/>
-    <w:pPr>
-      <w:spacing w:after="0" w:line="240" w:lineRule="auto"/>
-      <w:jc w:val="center"/>
-    </w:pPr>
-    <w:rPr>
-      <w:rFonts w:eastAsiaTheme="minorHAnsi"/>
-      <w:color w:val="767171" w:themeColor="background2" w:themeShade="80"/>
-      <w:sz w:val="24"/>
-      <w:szCs w:val="24"/>
-    </w:rPr>
-  </w:style>
-  <w:style w:type="paragraph" w:customStyle="1" w:styleId="E203382C9D344FE5BD3501E26A07DC02">
-    <w:name w:val="E203382C9D344FE5BD3501E26A07DC02"/>
-    <w:rsid w:val="00EA367E"/>
-    <w:pPr>
-      <w:spacing w:after="0" w:line="240" w:lineRule="auto"/>
-      <w:jc w:val="center"/>
-    </w:pPr>
-    <w:rPr>
-      <w:rFonts w:ascii="Franklin Gothic Demi" w:eastAsiaTheme="minorHAnsi" w:hAnsi="Franklin Gothic Demi"/>
-      <w:caps/>
-      <w:color w:val="767171" w:themeColor="background2" w:themeShade="80"/>
-      <w:sz w:val="70"/>
-      <w:szCs w:val="70"/>
-    </w:rPr>
-  </w:style>
-  <w:style w:type="paragraph" w:customStyle="1" w:styleId="CAF68493A30C430EAD079F240461E24F">
-    <w:name w:val="CAF68493A30C430EAD079F240461E24F"/>
-    <w:rsid w:val="00EA367E"/>
-    <w:pPr>
-      <w:spacing w:after="0" w:line="240" w:lineRule="auto"/>
-      <w:jc w:val="center"/>
-    </w:pPr>
-    <w:rPr>
-      <w:rFonts w:ascii="Franklin Gothic Demi" w:eastAsiaTheme="minorHAnsi" w:hAnsi="Franklin Gothic Demi"/>
-      <w:caps/>
-      <w:color w:val="767171" w:themeColor="background2" w:themeShade="80"/>
-      <w:sz w:val="70"/>
-      <w:szCs w:val="70"/>
-    </w:rPr>
-  </w:style>
-</w:styles>
-</file>
-
-<file path=word/glossary/webSettings.xml><?xml version="1.0" encoding="utf-8"?>
-<w:webSettings xmlns:mc="http://schemas.openxmlformats.org/markup-compatibility/2006" xmlns:r="http://schemas.openxmlformats.org/officeDocument/2006/relationships" xmlns:w="http://schemas.openxmlformats.org/wordprocessingml/2006/main" xmlns:w14="http://schemas.microsoft.com/office/word/2010/wordml" xmlns:w15="http://schemas.microsoft.com/office/word/2012/wordml" xmlns:w16cex="http://schemas.microsoft.com/office/word/2018/wordml/cex" xmlns:w16cid="http://schemas.microsoft.com/office/word/2016/wordml/cid" xmlns:w16="http://schemas.microsoft.com/office/word/2018/wordml" xmlns:w16sdtdh="http://schemas.microsoft.com/office/word/2020/wordml/sdtdatahash" xmlns:w16se="http://schemas.microsoft.com/office/word/2015/wordml/symex" mc:Ignorable="w14 w15 w16se w16cid w16 w16cex w16sdtdh">
-  <w:optimizeForBrowser/>
-  <w:allowPNG/>
-</w:webSettings>
-</file>
-
 <file path=word/theme/theme11.xml><?xml version="1.0" encoding="utf-8"?>
 <a:theme xmlns:a="http://schemas.openxmlformats.org/drawingml/2006/main" name="Watercolor 1">
   <a:themeElements>
@@ -5571,345 +4040,4 @@
     </a:ext>
   </a:extLst>
 </a:theme>
-</file>
-
-<file path=customXml/item13.xml><?xml version="1.0" encoding="utf-8"?>
-<b:Sources xmlns:b="http://schemas.openxmlformats.org/officeDocument/2006/bibliography" xmlns="http://schemas.openxmlformats.org/officeDocument/2006/bibliography" SelectedStyle="\APASixthEditionOfficeOnline.xsl" StyleName="APA" Version="6"/>
-</file>
-
-<file path=customXml/item24.xml><?xml version="1.0" encoding="utf-8"?>
-<ct:contentTypeSchema xmlns:ct="http://schemas.microsoft.com/office/2006/metadata/contentType" xmlns:ma="http://schemas.microsoft.com/office/2006/metadata/properties/metaAttributes" ct:_="" ma:_="" ma:contentTypeName="Document" ma:contentTypeID="0x01010079F111ED35F8CC479449609E8A0923A6" ma:contentTypeVersion="24" ma:contentTypeDescription="Create a new document." ma:contentTypeScope="" ma:versionID="2d714a3296df14eba7a100bb665443ca">
-  <xsd:schema xmlns:xsd="http://www.w3.org/2001/XMLSchema" xmlns:xs="http://www.w3.org/2001/XMLSchema" xmlns:p="http://schemas.microsoft.com/office/2006/metadata/properties" xmlns:ns1="http://schemas.microsoft.com/sharepoint/v3" xmlns:ns2="71af3243-3dd4-4a8d-8c0d-dd76da1f02a5" xmlns:ns3="16c05727-aa75-4e4a-9b5f-8a80a1165891" xmlns:ns4="230e9df3-be65-4c73-a93b-d1236ebd677e" targetNamespace="http://schemas.microsoft.com/office/2006/metadata/properties" ma:root="true" ma:fieldsID="49549bf45bfbbfb6cffed527380e77e1" ns1:_="" ns2:_="" ns3:_="" ns4:_="">
-    <xsd:import namespace="http://schemas.microsoft.com/sharepoint/v3"/>
-    <xsd:import namespace="71af3243-3dd4-4a8d-8c0d-dd76da1f02a5"/>
-    <xsd:import namespace="16c05727-aa75-4e4a-9b5f-8a80a1165891"/>
-    <xsd:import namespace="230e9df3-be65-4c73-a93b-d1236ebd677e"/>
-    <xsd:element name="properties">
-      <xsd:complexType>
-        <xsd:sequence>
-          <xsd:element name="documentManagement">
-            <xsd:complexType>
-              <xsd:all>
-                <xsd:element ref="ns2:Status" minOccurs="0"/>
-                <xsd:element ref="ns2:Image" minOccurs="0"/>
-                <xsd:element ref="ns2:MediaServiceMetadata" minOccurs="0"/>
-                <xsd:element ref="ns2:MediaServiceFastMetadata" minOccurs="0"/>
-                <xsd:element ref="ns2:MediaServiceOCR" minOccurs="0"/>
-                <xsd:element ref="ns2:MediaServiceAutoTags" minOccurs="0"/>
-                <xsd:element ref="ns2:MediaServiceEventHashCode" minOccurs="0"/>
-                <xsd:element ref="ns2:MediaServiceGenerationTime" minOccurs="0"/>
-                <xsd:element ref="ns3:SharedWithUsers" minOccurs="0"/>
-                <xsd:element ref="ns3:SharedWithDetails" minOccurs="0"/>
-                <xsd:element ref="ns2:MediaServiceAutoKeyPoints" minOccurs="0"/>
-                <xsd:element ref="ns2:MediaServiceKeyPoints" minOccurs="0"/>
-                <xsd:element ref="ns2:MediaServiceDateTaken" minOccurs="0"/>
-                <xsd:element ref="ns1:_ip_UnifiedCompliancePolicyProperties" minOccurs="0"/>
-                <xsd:element ref="ns1:_ip_UnifiedCompliancePolicyUIAction" minOccurs="0"/>
-                <xsd:element ref="ns4:TaxCatchAll" minOccurs="0"/>
-                <xsd:element ref="ns2:ImageTagsTaxHTField" minOccurs="0"/>
-                <xsd:element ref="ns2:MediaServiceLocation" minOccurs="0"/>
-                <xsd:element ref="ns2:MediaLengthInSeconds" minOccurs="0"/>
-                <xsd:element ref="ns2:Background" minOccurs="0"/>
-              </xsd:all>
-            </xsd:complexType>
-          </xsd:element>
-        </xsd:sequence>
-      </xsd:complexType>
-    </xsd:element>
-  </xsd:schema>
-  <xsd:schema xmlns:xsd="http://www.w3.org/2001/XMLSchema" xmlns:xs="http://www.w3.org/2001/XMLSchema" xmlns:dms="http://schemas.microsoft.com/office/2006/documentManagement/types" xmlns:pc="http://schemas.microsoft.com/office/infopath/2007/PartnerControls" targetNamespace="http://schemas.microsoft.com/sharepoint/v3" elementFormDefault="qualified">
-    <xsd:import namespace="http://schemas.microsoft.com/office/2006/documentManagement/types"/>
-    <xsd:import namespace="http://schemas.microsoft.com/office/infopath/2007/PartnerControls"/>
-    <xsd:element name="_ip_UnifiedCompliancePolicyProperties" ma:index="20" nillable="true" ma:displayName="Unified Compliance Policy Properties" ma:hidden="true" ma:internalName="_ip_UnifiedCompliancePolicyProperties" ma:readOnly="false">
-      <xsd:simpleType>
-        <xsd:restriction base="dms:Note"/>
-      </xsd:simpleType>
-    </xsd:element>
-    <xsd:element name="_ip_UnifiedCompliancePolicyUIAction" ma:index="21" nillable="true" ma:displayName="Unified Compliance Policy UI Action" ma:hidden="true" ma:internalName="_ip_UnifiedCompliancePolicyUIAction" ma:readOnly="false">
-      <xsd:simpleType>
-        <xsd:restriction base="dms:Text"/>
-      </xsd:simpleType>
-    </xsd:element>
-  </xsd:schema>
-  <xsd:schema xmlns:xsd="http://www.w3.org/2001/XMLSchema" xmlns:xs="http://www.w3.org/2001/XMLSchema" xmlns:dms="http://schemas.microsoft.com/office/2006/documentManagement/types" xmlns:pc="http://schemas.microsoft.com/office/infopath/2007/PartnerControls" targetNamespace="71af3243-3dd4-4a8d-8c0d-dd76da1f02a5" elementFormDefault="qualified">
-    <xsd:import namespace="http://schemas.microsoft.com/office/2006/documentManagement/types"/>
-    <xsd:import namespace="http://schemas.microsoft.com/office/infopath/2007/PartnerControls"/>
-    <xsd:element name="Status" ma:index="2" nillable="true" ma:displayName="Status" ma:default="Not started" ma:format="Dropdown" ma:internalName="Status" ma:readOnly="false">
-      <xsd:simpleType>
-        <xsd:restriction base="dms:Choice">
-          <xsd:enumeration value="Not started"/>
-          <xsd:enumeration value="In Progress"/>
-          <xsd:enumeration value="Completed"/>
-        </xsd:restriction>
-      </xsd:simpleType>
-    </xsd:element>
-    <xsd:element name="Image" ma:index="3" nillable="true" ma:displayName="Image" ma:format="Image" ma:internalName="Image" ma:readOnly="false">
-      <xsd:complexType>
-        <xsd:complexContent>
-          <xsd:extension base="dms:URL">
-            <xsd:sequence>
-              <xsd:element name="Url" type="dms:ValidUrl" minOccurs="0" nillable="true"/>
-              <xsd:element name="Description" type="xsd:string" nillable="true"/>
-            </xsd:sequence>
-          </xsd:extension>
-        </xsd:complexContent>
-      </xsd:complexType>
-    </xsd:element>
-    <xsd:element name="MediaServiceMetadata" ma:index="8" nillable="true" ma:displayName="MediaServiceMetadata" ma:hidden="true" ma:internalName="MediaServiceMetadata" ma:readOnly="true">
-      <xsd:simpleType>
-        <xsd:restriction base="dms:Note"/>
-      </xsd:simpleType>
-    </xsd:element>
-    <xsd:element name="MediaServiceFastMetadata" ma:index="9" nillable="true" ma:displayName="MediaServiceFastMetadata" ma:hidden="true" ma:internalName="MediaServiceFastMetadata" ma:readOnly="true">
-      <xsd:simpleType>
-        <xsd:restriction base="dms:Note"/>
-      </xsd:simpleType>
-    </xsd:element>
-    <xsd:element name="MediaServiceOCR" ma:index="10" nillable="true" ma:displayName="MediaServiceOCR" ma:hidden="true" ma:internalName="MediaServiceOCR" ma:readOnly="true">
-      <xsd:simpleType>
-        <xsd:restriction base="dms:Note"/>
-      </xsd:simpleType>
-    </xsd:element>
-    <xsd:element name="MediaServiceAutoTags" ma:index="11" nillable="true" ma:displayName="MediaServiceAutoTags" ma:hidden="true" ma:internalName="MediaServiceAutoTags" ma:readOnly="true">
-      <xsd:simpleType>
-        <xsd:restriction base="dms:Text"/>
-      </xsd:simpleType>
-    </xsd:element>
-    <xsd:element name="MediaServiceEventHashCode" ma:index="12" nillable="true" ma:displayName="MediaServiceEventHashCode" ma:hidden="true" ma:internalName="MediaServiceEventHashCode" ma:readOnly="true">
-      <xsd:simpleType>
-        <xsd:restriction base="dms:Text"/>
-      </xsd:simpleType>
-    </xsd:element>
-    <xsd:element name="MediaServiceGenerationTime" ma:index="13" nillable="true" ma:displayName="MediaServiceGenerationTime" ma:hidden="true" ma:internalName="MediaServiceGenerationTime" ma:readOnly="true">
-      <xsd:simpleType>
-        <xsd:restriction base="dms:Text"/>
-      </xsd:simpleType>
-    </xsd:element>
-    <xsd:element name="MediaServiceAutoKeyPoints" ma:index="16" nillable="true" ma:displayName="MediaServiceAutoKeyPoints" ma:hidden="true" ma:internalName="MediaServiceAutoKeyPoints" ma:readOnly="true">
-      <xsd:simpleType>
-        <xsd:restriction base="dms:Note"/>
-      </xsd:simpleType>
-    </xsd:element>
-    <xsd:element name="MediaServiceKeyPoints" ma:index="17" nillable="true" ma:displayName="KeyPoints" ma:hidden="true" ma:internalName="MediaServiceKeyPoints" ma:readOnly="false">
-      <xsd:simpleType>
-        <xsd:restriction base="dms:Note"/>
-      </xsd:simpleType>
-    </xsd:element>
-    <xsd:element name="MediaServiceDateTaken" ma:index="18" nillable="true" ma:displayName="MediaServiceDateTaken" ma:hidden="true" ma:internalName="MediaServiceDateTaken" ma:readOnly="true">
-      <xsd:simpleType>
-        <xsd:restriction base="dms:Text"/>
-      </xsd:simpleType>
-    </xsd:element>
-    <xsd:element name="ImageTagsTaxHTField" ma:index="25" nillable="true" ma:taxonomy="true" ma:internalName="ImageTagsTaxHTField" ma:taxonomyFieldName="MediaServiceImageTags" ma:displayName="Image Tags" ma:readOnly="false" ma:fieldId="{5cf76f15-5ced-4ddc-b409-7134ff3c332f}" ma:taxonomyMulti="true" ma:sspId="e385fb40-52d4-4fae-9c5b-3e8ff8a5878e" ma:termSetId="09814cd3-568e-fe90-9814-8d621ff8fb84" ma:anchorId="fba54fb3-c3e1-fe81-a776-ca4b69148c4d" ma:open="true" ma:isKeyword="false">
-      <xsd:complexType>
-        <xsd:sequence>
-          <xsd:element ref="pc:Terms" minOccurs="0" maxOccurs="1"/>
-        </xsd:sequence>
-      </xsd:complexType>
-    </xsd:element>
-    <xsd:element name="MediaServiceLocation" ma:index="26" nillable="true" ma:displayName="Location" ma:hidden="true" ma:internalName="MediaServiceLocation" ma:readOnly="true">
-      <xsd:simpleType>
-        <xsd:restriction base="dms:Text"/>
-      </xsd:simpleType>
-    </xsd:element>
-    <xsd:element name="MediaLengthInSeconds" ma:index="27" nillable="true" ma:displayName="MediaLengthInSeconds" ma:hidden="true" ma:internalName="MediaLengthInSeconds" ma:readOnly="true">
-      <xsd:simpleType>
-        <xsd:restriction base="dms:Unknown"/>
-      </xsd:simpleType>
-    </xsd:element>
-    <xsd:element name="Background" ma:index="28" nillable="true" ma:displayName="Background" ma:default="0" ma:format="Dropdown" ma:internalName="Background">
-      <xsd:simpleType>
-        <xsd:restriction base="dms:Boolean"/>
-      </xsd:simpleType>
-    </xsd:element>
-  </xsd:schema>
-  <xsd:schema xmlns:xsd="http://www.w3.org/2001/XMLSchema" xmlns:xs="http://www.w3.org/2001/XMLSchema" xmlns:dms="http://schemas.microsoft.com/office/2006/documentManagement/types" xmlns:pc="http://schemas.microsoft.com/office/infopath/2007/PartnerControls" targetNamespace="16c05727-aa75-4e4a-9b5f-8a80a1165891" elementFormDefault="qualified">
-    <xsd:import namespace="http://schemas.microsoft.com/office/2006/documentManagement/types"/>
-    <xsd:import namespace="http://schemas.microsoft.com/office/infopath/2007/PartnerControls"/>
-    <xsd:element name="SharedWithUsers" ma:index="14" nillable="true" ma:displayName="Shared With" ma:hidden="true" ma:internalName="SharedWithUsers" ma:readOnly="true">
-      <xsd:complexType>
-        <xsd:complexContent>
-          <xsd:extension base="dms:UserMulti">
-            <xsd:sequence>
-              <xsd:element name="UserInfo" minOccurs="0" maxOccurs="unbounded">
-                <xsd:complexType>
-                  <xsd:sequence>
-                    <xsd:element name="DisplayName" type="xsd:string" minOccurs="0"/>
-                    <xsd:element name="AccountId" type="dms:UserId" minOccurs="0" nillable="true"/>
-                    <xsd:element name="AccountType" type="xsd:string" minOccurs="0"/>
-                  </xsd:sequence>
-                </xsd:complexType>
-              </xsd:element>
-            </xsd:sequence>
-          </xsd:extension>
-        </xsd:complexContent>
-      </xsd:complexType>
-    </xsd:element>
-    <xsd:element name="SharedWithDetails" ma:index="15" nillable="true" ma:displayName="Shared With Details" ma:hidden="true" ma:internalName="SharedWithDetails" ma:readOnly="true">
-      <xsd:simpleType>
-        <xsd:restriction base="dms:Note"/>
-      </xsd:simpleType>
-    </xsd:element>
-  </xsd:schema>
-  <xsd:schema xmlns:xsd="http://www.w3.org/2001/XMLSchema" xmlns:xs="http://www.w3.org/2001/XMLSchema" xmlns:dms="http://schemas.microsoft.com/office/2006/documentManagement/types" xmlns:pc="http://schemas.microsoft.com/office/infopath/2007/PartnerControls" targetNamespace="230e9df3-be65-4c73-a93b-d1236ebd677e" elementFormDefault="qualified">
-    <xsd:import namespace="http://schemas.microsoft.com/office/2006/documentManagement/types"/>
-    <xsd:import namespace="http://schemas.microsoft.com/office/infopath/2007/PartnerControls"/>
-    <xsd:element name="TaxCatchAll" ma:index="23" nillable="true" ma:displayName="Taxonomy Catch All Column" ma:hidden="true" ma:list="{3f6bfcbc-3db3-4ae6-bd76-326f0798ad28}" ma:internalName="TaxCatchAll" ma:readOnly="false" ma:showField="CatchAllData" ma:web="16c05727-aa75-4e4a-9b5f-8a80a1165891">
-      <xsd:complexType>
-        <xsd:complexContent>
-          <xsd:extension base="dms:MultiChoiceLookup">
-            <xsd:sequence>
-              <xsd:element name="Value" type="dms:Lookup" maxOccurs="unbounded" minOccurs="0" nillable="true"/>
-            </xsd:sequence>
-          </xsd:extension>
-        </xsd:complexContent>
-      </xsd:complexType>
-    </xsd:element>
-  </xsd:schema>
-  <xsd:schema xmlns="http://schemas.openxmlformats.org/package/2006/metadata/core-properties" xmlns:xsd="http://www.w3.org/2001/XMLSchema" xmlns:xsi="http://www.w3.org/2001/XMLSchema-instance" xmlns:dc="http://purl.org/dc/elements/1.1/" xmlns:dcterms="http://purl.org/dc/terms/" xmlns:odoc="http://schemas.microsoft.com/internal/obd" targetNamespace="http://schemas.openxmlformats.org/package/2006/metadata/core-properties" elementFormDefault="qualified" attributeFormDefault="unqualified" blockDefault="#all">
-    <xsd:import namespace="http://purl.org/dc/elements/1.1/" schemaLocation="http://dublincore.org/schemas/xmls/qdc/2003/04/02/dc.xsd"/>
-    <xsd:import namespace="http://purl.org/dc/terms/" schemaLocation="http://dublincore.org/schemas/xmls/qdc/2003/04/02/dcterms.xsd"/>
-    <xsd:element name="coreProperties" type="CT_coreProperties"/>
-    <xsd:complexType name="CT_coreProperties">
-      <xsd:all>
-        <xsd:element ref="dc:creator" minOccurs="0" maxOccurs="1"/>
-        <xsd:element ref="dcterms:created" minOccurs="0" maxOccurs="1"/>
-        <xsd:element ref="dc:identifier" minOccurs="0" maxOccurs="1"/>
-        <xsd:element name="contentType" minOccurs="0" maxOccurs="1" type="xsd:string" ma:displayName="Content Type"/>
-        <xsd:element ref="dc:title" minOccurs="0" maxOccurs="1" ma:index="1" ma:displayName="Title"/>
-        <xsd:element ref="dc:subject" minOccurs="0" maxOccurs="1"/>
-        <xsd:element ref="dc:description" minOccurs="0" maxOccurs="1"/>
-        <xsd:element name="keywords" minOccurs="0" maxOccurs="1" type="xsd:string"/>
-        <xsd:element ref="dc:language" minOccurs="0" maxOccurs="1"/>
-        <xsd:element name="category" minOccurs="0" maxOccurs="1" type="xsd:string"/>
-        <xsd:element name="version" minOccurs="0" maxOccurs="1" type="xsd:string"/>
-        <xsd:element name="revision" minOccurs="0" maxOccurs="1" type="xsd:string">
-          <xsd:annotation>
-            <xsd:documentation>
-                        This value indicates the number of saves or revisions. The application is responsible for updating this value after each revision.
-                    </xsd:documentation>
-          </xsd:annotation>
-        </xsd:element>
-        <xsd:element name="lastModifiedBy" minOccurs="0" maxOccurs="1" type="xsd:string"/>
-        <xsd:element ref="dcterms:modified" minOccurs="0" maxOccurs="1"/>
-        <xsd:element name="contentStatus" minOccurs="0" maxOccurs="1" type="xsd:string"/>
-      </xsd:all>
-    </xsd:complexType>
-  </xsd:schema>
-  <xs:schema xmlns:pc="http://schemas.microsoft.com/office/infopath/2007/PartnerControls" xmlns:xs="http://www.w3.org/2001/XMLSchema" targetNamespace="http://schemas.microsoft.com/office/infopath/2007/PartnerControls" elementFormDefault="qualified" attributeFormDefault="unqualified">
-    <xs:element name="Person">
-      <xs:complexType>
-        <xs:sequence>
-          <xs:element ref="pc:DisplayName" minOccurs="0"/>
-          <xs:element ref="pc:AccountId" minOccurs="0"/>
-          <xs:element ref="pc:AccountType" minOccurs="0"/>
-        </xs:sequence>
-      </xs:complexType>
-    </xs:element>
-    <xs:element name="DisplayName" type="xs:string"/>
-    <xs:element name="AccountId" type="xs:string"/>
-    <xs:element name="AccountType" type="xs:string"/>
-    <xs:element name="BDCAssociatedEntity">
-      <xs:complexType>
-        <xs:sequence>
-          <xs:element ref="pc:BDCEntity" minOccurs="0" maxOccurs="unbounded"/>
-        </xs:sequence>
-        <xs:attribute ref="pc:EntityNamespace"/>
-        <xs:attribute ref="pc:EntityName"/>
-        <xs:attribute ref="pc:SystemInstanceName"/>
-        <xs:attribute ref="pc:AssociationName"/>
-      </xs:complexType>
-    </xs:element>
-    <xs:attribute name="EntityNamespace" type="xs:string"/>
-    <xs:attribute name="EntityName" type="xs:string"/>
-    <xs:attribute name="SystemInstanceName" type="xs:string"/>
-    <xs:attribute name="AssociationName" type="xs:string"/>
-    <xs:element name="BDCEntity">
-      <xs:complexType>
-        <xs:sequence>
-          <xs:element ref="pc:EntityDisplayName" minOccurs="0"/>
-          <xs:element ref="pc:EntityInstanceReference" minOccurs="0"/>
-          <xs:element ref="pc:EntityId1" minOccurs="0"/>
-          <xs:element ref="pc:EntityId2" minOccurs="0"/>
-          <xs:element ref="pc:EntityId3" minOccurs="0"/>
-          <xs:element ref="pc:EntityId4" minOccurs="0"/>
-          <xs:element ref="pc:EntityId5" minOccurs="0"/>
-        </xs:sequence>
-      </xs:complexType>
-    </xs:element>
-    <xs:element name="EntityDisplayName" type="xs:string"/>
-    <xs:element name="EntityInstanceReference" type="xs:string"/>
-    <xs:element name="EntityId1" type="xs:string"/>
-    <xs:element name="EntityId2" type="xs:string"/>
-    <xs:element name="EntityId3" type="xs:string"/>
-    <xs:element name="EntityId4" type="xs:string"/>
-    <xs:element name="EntityId5" type="xs:string"/>
-    <xs:element name="Terms">
-      <xs:complexType>
-        <xs:sequence>
-          <xs:element ref="pc:TermInfo" minOccurs="0" maxOccurs="unbounded"/>
-        </xs:sequence>
-      </xs:complexType>
-    </xs:element>
-    <xs:element name="TermInfo">
-      <xs:complexType>
-        <xs:sequence>
-          <xs:element ref="pc:TermName" minOccurs="0"/>
-          <xs:element ref="pc:TermId" minOccurs="0"/>
-        </xs:sequence>
-      </xs:complexType>
-    </xs:element>
-    <xs:element name="TermName" type="xs:string"/>
-    <xs:element name="TermId" type="xs:string"/>
-  </xs:schema>
-</ct:contentTypeSchema>
-</file>
-
-<file path=customXml/item32.xml><?xml version="1.0" encoding="utf-8"?>
-<?mso-contentType ?>
-<FormTemplates xmlns="http://schemas.microsoft.com/sharepoint/v3/contenttype/forms">
-  <Display>DocumentLibraryForm</Display>
-  <Edit>DocumentLibraryForm</Edit>
-  <New>DocumentLibraryForm</New>
-</FormTemplates>
-</file>
-
-<file path=customXml/item4.xml><?xml version="1.0" encoding="utf-8"?>
-<p:properties xmlns:p="http://schemas.microsoft.com/office/2006/metadata/properties" xmlns:xsi="http://www.w3.org/2001/XMLSchema-instance" xmlns:pc="http://schemas.microsoft.com/office/infopath/2007/PartnerControls">
-  <documentManagement>
-    <_ip_UnifiedCompliancePolicyUIAction xmlns="http://schemas.microsoft.com/sharepoint/v3" xsi:nil="true"/>
-    <Image xmlns="71af3243-3dd4-4a8d-8c0d-dd76da1f02a5">
-      <Url xsi:nil="true"/>
-      <Description xsi:nil="true"/>
-    </Image>
-    <Status xmlns="71af3243-3dd4-4a8d-8c0d-dd76da1f02a5">Not started</Status>
-    <Background xmlns="71af3243-3dd4-4a8d-8c0d-dd76da1f02a5">false</Background>
-    <_ip_UnifiedCompliancePolicyProperties xmlns="http://schemas.microsoft.com/sharepoint/v3" xsi:nil="true"/>
-    <ImageTagsTaxHTField xmlns="71af3243-3dd4-4a8d-8c0d-dd76da1f02a5">
-      <Terms xmlns="http://schemas.microsoft.com/office/infopath/2007/PartnerControls"/>
-    </ImageTagsTaxHTField>
-    <TaxCatchAll xmlns="230e9df3-be65-4c73-a93b-d1236ebd677e" xsi:nil="true"/>
-    <MediaServiceKeyPoints xmlns="71af3243-3dd4-4a8d-8c0d-dd76da1f02a5" xsi:nil="true"/>
-  </documentManagement>
-</p:properties>
-</file>
-
-<file path=customXml/itemProps13.xml><?xml version="1.0" encoding="utf-8"?>
-<ds:datastoreItem xmlns:ds="http://schemas.openxmlformats.org/officeDocument/2006/customXml" ds:itemID="{AE1C7C4B-7A71-4D7E-86D5-8F04475C2FE6}">
-  <ds:schemaRefs>
-    <ds:schemaRef ds:uri="http://schemas.openxmlformats.org/officeDocument/2006/bibliography"/>
-  </ds:schemaRefs>
-</ds:datastoreItem>
-</file>
-
-<file path=customXml/itemProps24.xml><?xml version="1.0" encoding="utf-8"?>
-<ds:datastoreItem xmlns:ds="http://schemas.openxmlformats.org/officeDocument/2006/customXml" ds:itemID="{275808FF-6676-4BF9-8097-11897BB4E67F}"/>
-</file>
-
-<file path=customXml/itemProps32.xml><?xml version="1.0" encoding="utf-8"?>
-<ds:datastoreItem xmlns:ds="http://schemas.openxmlformats.org/officeDocument/2006/customXml" ds:itemID="{640DF8CA-5113-435D-9B71-7A766095B9AA}"/>
-</file>
-
-<file path=customXml/itemProps41.xml><?xml version="1.0" encoding="utf-8"?>
-<ds:datastoreItem xmlns:ds="http://schemas.openxmlformats.org/officeDocument/2006/customXml" ds:itemID="{3BD62422-4B1C-4D19-9E7C-041CEABB3BF3}"/>
 </file>